--- a/lab5/Lab5_CereteuMaxim_FAF-243.docx
+++ b/lab5/Lab5_CereteuMaxim_FAF-243.docx
@@ -307,7 +307,7 @@
         <w:t>riscv64-linux-gnu-gcc</w:t>
       </w:r>
       <w:r>
-        <w:t xml:space="preserve"> 15.2 și emulatorul QEMU 10.2. Ieșirea din terminal a fost salvată automat de scriptul </w:t>
+        <w:t xml:space="preserve"> 15.2 și emulatorul QEMU 10.2. Comenzile au fost rulate de scriptul </w:t>
       </w:r>
       <w:r>
         <w:rPr>
@@ -317,7 +317,27 @@
         <w:t>tools/capture.sh</w:t>
       </w:r>
       <w:r>
-        <w:t xml:space="preserve"> din depozit, iar figurile de mai jos reproduc exact acele fișiere (</w:t>
+        <w:t xml:space="preserve"> din depozit într-o fereastră Windows Terminal cu profilul Ubuntu; la sfârșitul fiecărei părți scriptul </w:t>
+      </w:r>
+      <w:r>
+        <w:rPr>
+          <w:rFonts w:ascii="Consolas" w:hAnsi="Consolas"/>
+          <w:sz w:val="21"/>
+        </w:rPr>
+        <w:t>tools/shot.ps1</w:t>
+      </w:r>
+      <w:r>
+        <w:t xml:space="preserve"> a făcut o captură de ecran a ferestrei (</w:t>
+      </w:r>
+      <w:r>
+        <w:rPr>
+          <w:rFonts w:ascii="Consolas" w:hAnsi="Consolas"/>
+          <w:sz w:val="21"/>
+        </w:rPr>
+        <w:t>labN/output/*.png</w:t>
+      </w:r>
+      <w:r>
+        <w:t xml:space="preserve">), iar textul afișat a fost salvat și în </w:t>
       </w:r>
       <w:r>
         <w:rPr>
@@ -327,7 +347,7 @@
         <w:t>labN/output/*.txt</w:t>
       </w:r>
       <w:r>
-        <w:t xml:space="preserve">). Comenzile sunt cele din </w:t>
+        <w:t xml:space="preserve">. Figurile de mai jos sunt aceste capturi de ecran. Comenzile sunt cele din </w:t>
       </w:r>
       <w:r>
         <w:rPr>
@@ -358,469 +378,47 @@
         <w:t>3. Partea 1 – arborele și tipurile de fișiere</w:t>
       </w:r>
     </w:p>
-    <w:tbl>
-      <w:tblPr>
-        <w:tblW w:type="auto" w:w="0"/>
+    <w:p>
+      <w:pPr>
+        <w:keepNext/>
+        <w:spacing w:after="0"/>
         <w:jc w:val="center"/>
-        <w:tblLook w:firstColumn="1" w:firstRow="1" w:lastColumn="0" w:lastRow="0" w:noHBand="0" w:noVBand="1" w:val="04A0"/>
-      </w:tblPr>
-      <w:tblGrid>
-        <w:gridCol w:w="9639"/>
-      </w:tblGrid>
-      <w:tr>
-        <w:tc>
-          <w:tcPr>
-            <w:tcW w:type="dxa" w:w="9639"/>
-            <w:shd w:val="clear" w:color="auto" w:fill="1E1E1E"/>
-          </w:tcPr>
-          <w:p>
-            <w:pPr>
-              <w:spacing w:after="0" w:line="240" w:lineRule="auto"/>
-            </w:pPr>
-            <w:r>
-              <w:rPr>
-                <w:rFonts w:ascii="Consolas" w:hAnsi="Consolas"/>
-                <w:color w:val="8AE234"/>
-                <w:sz w:val="17"/>
-              </w:rPr>
-              <w:t>maxim@MaxCrt:~/os-lab5$ ls /</w:t>
-              <w:br/>
-            </w:r>
-            <w:r>
-              <w:rPr>
-                <w:rFonts w:ascii="Consolas" w:hAnsi="Consolas"/>
-                <w:color w:val="EEEEEE"/>
-                <w:sz w:val="17"/>
-              </w:rPr>
-              <w:t>bin</w:t>
-              <w:br/>
-            </w:r>
-            <w:r>
-              <w:rPr>
-                <w:rFonts w:ascii="Consolas" w:hAnsi="Consolas"/>
-                <w:color w:val="EEEEEE"/>
-                <w:sz w:val="17"/>
-              </w:rPr>
-              <w:t>boot</w:t>
-              <w:br/>
-            </w:r>
-            <w:r>
-              <w:rPr>
-                <w:rFonts w:ascii="Consolas" w:hAnsi="Consolas"/>
-                <w:color w:val="EEEEEE"/>
-                <w:sz w:val="17"/>
-              </w:rPr>
-              <w:t>dev</w:t>
-              <w:br/>
-            </w:r>
-            <w:r>
-              <w:rPr>
-                <w:rFonts w:ascii="Consolas" w:hAnsi="Consolas"/>
-                <w:color w:val="EEEEEE"/>
-                <w:sz w:val="17"/>
-              </w:rPr>
-              <w:t>etc</w:t>
-              <w:br/>
-            </w:r>
-            <w:r>
-              <w:rPr>
-                <w:rFonts w:ascii="Consolas" w:hAnsi="Consolas"/>
-                <w:color w:val="EEEEEE"/>
-                <w:sz w:val="17"/>
-              </w:rPr>
-              <w:t>home</w:t>
-              <w:br/>
-            </w:r>
-            <w:r>
-              <w:rPr>
-                <w:rFonts w:ascii="Consolas" w:hAnsi="Consolas"/>
-                <w:color w:val="EEEEEE"/>
-                <w:sz w:val="17"/>
-              </w:rPr>
-              <w:t>init</w:t>
-              <w:br/>
-            </w:r>
-            <w:r>
-              <w:rPr>
-                <w:rFonts w:ascii="Consolas" w:hAnsi="Consolas"/>
-                <w:color w:val="EEEEEE"/>
-                <w:sz w:val="17"/>
-              </w:rPr>
-              <w:t>lib</w:t>
-              <w:br/>
-            </w:r>
-            <w:r>
-              <w:rPr>
-                <w:rFonts w:ascii="Consolas" w:hAnsi="Consolas"/>
-                <w:color w:val="EEEEEE"/>
-                <w:sz w:val="17"/>
-              </w:rPr>
-              <w:t>lib64</w:t>
-              <w:br/>
-            </w:r>
-            <w:r>
-              <w:rPr>
-                <w:rFonts w:ascii="Consolas" w:hAnsi="Consolas"/>
-                <w:color w:val="EEEEEE"/>
-                <w:sz w:val="17"/>
-              </w:rPr>
-              <w:t>lost+found</w:t>
-              <w:br/>
-            </w:r>
-            <w:r>
-              <w:rPr>
-                <w:rFonts w:ascii="Consolas" w:hAnsi="Consolas"/>
-                <w:color w:val="EEEEEE"/>
-                <w:sz w:val="17"/>
-              </w:rPr>
-              <w:t>media</w:t>
-              <w:br/>
-            </w:r>
-            <w:r>
-              <w:rPr>
-                <w:rFonts w:ascii="Consolas" w:hAnsi="Consolas"/>
-                <w:color w:val="EEEEEE"/>
-                <w:sz w:val="17"/>
-              </w:rPr>
-              <w:t>mnt</w:t>
-              <w:br/>
-            </w:r>
-            <w:r>
-              <w:rPr>
-                <w:rFonts w:ascii="Consolas" w:hAnsi="Consolas"/>
-                <w:color w:val="EEEEEE"/>
-                <w:sz w:val="17"/>
-              </w:rPr>
-              <w:t>opt</w:t>
-              <w:br/>
-            </w:r>
-            <w:r>
-              <w:rPr>
-                <w:rFonts w:ascii="Consolas" w:hAnsi="Consolas"/>
-                <w:color w:val="EEEEEE"/>
-                <w:sz w:val="17"/>
-              </w:rPr>
-              <w:t>proc</w:t>
-              <w:br/>
-            </w:r>
-            <w:r>
-              <w:rPr>
-                <w:rFonts w:ascii="Consolas" w:hAnsi="Consolas"/>
-                <w:color w:val="EEEEEE"/>
-                <w:sz w:val="17"/>
-              </w:rPr>
-              <w:t>root</w:t>
-              <w:br/>
-            </w:r>
-            <w:r>
-              <w:rPr>
-                <w:rFonts w:ascii="Consolas" w:hAnsi="Consolas"/>
-                <w:color w:val="EEEEEE"/>
-                <w:sz w:val="17"/>
-              </w:rPr>
-              <w:t>run</w:t>
-              <w:br/>
-            </w:r>
-            <w:r>
-              <w:rPr>
-                <w:rFonts w:ascii="Consolas" w:hAnsi="Consolas"/>
-                <w:color w:val="EEEEEE"/>
-                <w:sz w:val="17"/>
-              </w:rPr>
-              <w:t>sbin</w:t>
-              <w:br/>
-            </w:r>
-            <w:r>
-              <w:rPr>
-                <w:rFonts w:ascii="Consolas" w:hAnsi="Consolas"/>
-                <w:color w:val="EEEEEE"/>
-                <w:sz w:val="17"/>
-              </w:rPr>
-              <w:t>snap</w:t>
-              <w:br/>
-            </w:r>
-            <w:r>
-              <w:rPr>
-                <w:rFonts w:ascii="Consolas" w:hAnsi="Consolas"/>
-                <w:color w:val="EEEEEE"/>
-                <w:sz w:val="17"/>
-              </w:rPr>
-              <w:t>srv</w:t>
-              <w:br/>
-            </w:r>
-            <w:r>
-              <w:rPr>
-                <w:rFonts w:ascii="Consolas" w:hAnsi="Consolas"/>
-                <w:color w:val="EEEEEE"/>
-                <w:sz w:val="17"/>
-              </w:rPr>
-              <w:t>sys</w:t>
-              <w:br/>
-            </w:r>
-            <w:r>
-              <w:rPr>
-                <w:rFonts w:ascii="Consolas" w:hAnsi="Consolas"/>
-                <w:color w:val="EEEEEE"/>
-                <w:sz w:val="17"/>
-              </w:rPr>
-              <w:t>tmp</w:t>
-              <w:br/>
-            </w:r>
-            <w:r>
-              <w:rPr>
-                <w:rFonts w:ascii="Consolas" w:hAnsi="Consolas"/>
-                <w:color w:val="EEEEEE"/>
-                <w:sz w:val="17"/>
-              </w:rPr>
-              <w:t>usr</w:t>
-              <w:br/>
-            </w:r>
-            <w:r>
-              <w:rPr>
-                <w:rFonts w:ascii="Consolas" w:hAnsi="Consolas"/>
-                <w:color w:val="EEEEEE"/>
-                <w:sz w:val="17"/>
-              </w:rPr>
-              <w:t>var</w:t>
-              <w:br/>
-            </w:r>
-            <w:r>
-              <w:rPr>
-                <w:rFonts w:ascii="Consolas" w:hAnsi="Consolas"/>
-                <w:color w:val="8AE234"/>
-                <w:sz w:val="17"/>
-              </w:rPr>
-              <w:t>maxim@MaxCrt:~/os-lab5$ ls -ld /etc /etc/passwd /bin /dev/null /tmp</w:t>
-              <w:br/>
-            </w:r>
-            <w:r>
-              <w:rPr>
-                <w:rFonts w:ascii="Consolas" w:hAnsi="Consolas"/>
-                <w:color w:val="EEEEEE"/>
-                <w:sz w:val="17"/>
-              </w:rPr>
-              <w:t>lrwxrwxrwx  1 root root    7 Apr 20  2026 /bin -&gt; usr/bin</w:t>
-              <w:br/>
-            </w:r>
-            <w:r>
-              <w:rPr>
-                <w:rFonts w:ascii="Consolas" w:hAnsi="Consolas"/>
-                <w:color w:val="EEEEEE"/>
-                <w:sz w:val="17"/>
-              </w:rPr>
-              <w:t>crw-rw-rw-  1 root root 1, 3 Oct 26 10:18 /dev/null</w:t>
-              <w:br/>
-            </w:r>
-            <w:r>
-              <w:rPr>
-                <w:rFonts w:ascii="Consolas" w:hAnsi="Consolas"/>
-                <w:color w:val="EEEEEE"/>
-                <w:sz w:val="17"/>
-              </w:rPr>
-              <w:t>drwxr-xr-x 92 root root 4096 Oct 26 10:27 /etc</w:t>
-              <w:br/>
-            </w:r>
-            <w:r>
-              <w:rPr>
-                <w:rFonts w:ascii="Consolas" w:hAnsi="Consolas"/>
-                <w:color w:val="EEEEEE"/>
-                <w:sz w:val="17"/>
-              </w:rPr>
-              <w:t>-rw-r--r--  1 root root 1378 Oct 26 10:18 /etc/passwd</w:t>
-              <w:br/>
-            </w:r>
-            <w:r>
-              <w:rPr>
-                <w:rFonts w:ascii="Consolas" w:hAnsi="Consolas"/>
-                <w:color w:val="EEEEEE"/>
-                <w:sz w:val="17"/>
-              </w:rPr>
-              <w:t>drwxrwxrwt  3 root root 4096 Oct 26 10:27 /tmp</w:t>
-              <w:br/>
-            </w:r>
-            <w:r>
-              <w:rPr>
-                <w:rFonts w:ascii="Consolas" w:hAnsi="Consolas"/>
-                <w:color w:val="8AE234"/>
-                <w:sz w:val="17"/>
-              </w:rPr>
-              <w:t>maxim@MaxCrt:~/os-lab5$ ls -l /dev | grep -E '^[bc]' | head -n 12</w:t>
-              <w:br/>
-            </w:r>
-            <w:r>
-              <w:rPr>
-                <w:rFonts w:ascii="Consolas" w:hAnsi="Consolas"/>
-                <w:color w:val="EEEEEE"/>
-                <w:sz w:val="17"/>
-              </w:rPr>
-              <w:t>crw-r--r-- 1 root root     10, 235 Oct 26 10:18 autofs</w:t>
-              <w:br/>
-            </w:r>
-            <w:r>
-              <w:rPr>
-                <w:rFonts w:ascii="Consolas" w:hAnsi="Consolas"/>
-                <w:color w:val="EEEEEE"/>
-                <w:sz w:val="17"/>
-              </w:rPr>
-              <w:t>crw------- 1 root root     10, 234 Oct 26 10:18 btrfs-control</w:t>
-              <w:br/>
-            </w:r>
-            <w:r>
-              <w:rPr>
-                <w:rFonts w:ascii="Consolas" w:hAnsi="Consolas"/>
-                <w:color w:val="EEEEEE"/>
-                <w:sz w:val="17"/>
-              </w:rPr>
-              <w:t>crw------- 1 root root      5,   1 Oct 26 10:19 console</w:t>
-              <w:br/>
-            </w:r>
-            <w:r>
-              <w:rPr>
-                <w:rFonts w:ascii="Consolas" w:hAnsi="Consolas"/>
-                <w:color w:val="EEEEEE"/>
-                <w:sz w:val="17"/>
-              </w:rPr>
-              <w:t>crw------- 1 root root     10, 260 Oct 26 10:18 cpu_dma_latency</w:t>
-              <w:br/>
-            </w:r>
-            <w:r>
-              <w:rPr>
-                <w:rFonts w:ascii="Consolas" w:hAnsi="Consolas"/>
-                <w:color w:val="EEEEEE"/>
-                <w:sz w:val="17"/>
-              </w:rPr>
-              <w:t>crw------- 1 root root     10, 203 Oct 26 10:18 cuse</w:t>
-              <w:br/>
-            </w:r>
-            <w:r>
-              <w:rPr>
-                <w:rFonts w:ascii="Consolas" w:hAnsi="Consolas"/>
-                <w:color w:val="EEEEEE"/>
-                <w:sz w:val="17"/>
-              </w:rPr>
-              <w:t>crw-rw-rw- 1 root root     10, 258 Oct 26 10:18 dxg</w:t>
-              <w:br/>
-            </w:r>
-            <w:r>
-              <w:rPr>
-                <w:rFonts w:ascii="Consolas" w:hAnsi="Consolas"/>
-                <w:color w:val="EEEEEE"/>
-                <w:sz w:val="17"/>
-              </w:rPr>
-              <w:t>crw-rw-rw- 1 root root      1,   7 Oct 26 10:18 full</w:t>
-              <w:br/>
-            </w:r>
-            <w:r>
-              <w:rPr>
-                <w:rFonts w:ascii="Consolas" w:hAnsi="Consolas"/>
-                <w:color w:val="EEEEEE"/>
-                <w:sz w:val="17"/>
-              </w:rPr>
-              <w:t>crw-rw-rw- 1 root root     10, 229 Oct 26 10:18 fuse</w:t>
-              <w:br/>
-            </w:r>
-            <w:r>
-              <w:rPr>
-                <w:rFonts w:ascii="Consolas" w:hAnsi="Consolas"/>
-                <w:color w:val="EEEEEE"/>
-                <w:sz w:val="17"/>
-              </w:rPr>
-              <w:t>crw------- 1 root root     10, 228 Oct 26 10:18 hpet</w:t>
-              <w:br/>
-            </w:r>
-            <w:r>
-              <w:rPr>
-                <w:rFonts w:ascii="Consolas" w:hAnsi="Consolas"/>
-                <w:color w:val="EEEEEE"/>
-                <w:sz w:val="17"/>
-              </w:rPr>
-              <w:t>crw------- 1 root tty     229,   0 Oct 26 10:18 hvc0</w:t>
-              <w:br/>
-            </w:r>
-            <w:r>
-              <w:rPr>
-                <w:rFonts w:ascii="Consolas" w:hAnsi="Consolas"/>
-                <w:color w:val="EEEEEE"/>
-                <w:sz w:val="17"/>
-              </w:rPr>
-              <w:t>crw------- 1 root tty     229,   1 Oct 26 10:19 hvc1</w:t>
-              <w:br/>
-            </w:r>
-            <w:r>
-              <w:rPr>
-                <w:rFonts w:ascii="Consolas" w:hAnsi="Consolas"/>
-                <w:color w:val="EEEEEE"/>
-                <w:sz w:val="17"/>
-              </w:rPr>
-              <w:t>crw------- 1 root tty     229,   2 Oct 26 10:18 hvc2</w:t>
-              <w:br/>
-            </w:r>
-            <w:r>
-              <w:rPr>
-                <w:rFonts w:ascii="Consolas" w:hAnsi="Consolas"/>
-                <w:color w:val="8AE234"/>
-                <w:sz w:val="17"/>
-              </w:rPr>
-              <w:t>maxim@MaxCrt:~/os-lab5$ file /usr/bin/ls /etc/passwd /bin</w:t>
-              <w:br/>
-            </w:r>
-            <w:r>
-              <w:rPr>
-                <w:rFonts w:ascii="Consolas" w:hAnsi="Consolas"/>
-                <w:color w:val="EEEEEE"/>
-                <w:sz w:val="17"/>
-              </w:rPr>
-              <w:t>/usr/bin/ls: symbolic link to ../lib/cargo/bin/coreutils/ls</w:t>
-              <w:br/>
-            </w:r>
-            <w:r>
-              <w:rPr>
-                <w:rFonts w:ascii="Consolas" w:hAnsi="Consolas"/>
-                <w:color w:val="EEEEEE"/>
-                <w:sz w:val="17"/>
-              </w:rPr>
-              <w:t>/etc/passwd: ASCII text</w:t>
-              <w:br/>
-            </w:r>
-            <w:r>
-              <w:rPr>
-                <w:rFonts w:ascii="Consolas" w:hAnsi="Consolas"/>
-                <w:color w:val="EEEEEE"/>
-                <w:sz w:val="17"/>
-              </w:rPr>
-              <w:t>/bin:        symbolic link to usr/bin</w:t>
-              <w:br/>
-            </w:r>
-            <w:r>
-              <w:rPr>
-                <w:rFonts w:ascii="Consolas" w:hAnsi="Consolas"/>
-                <w:color w:val="8AE234"/>
-                <w:sz w:val="17"/>
-              </w:rPr>
-              <w:t>maxim@MaxCrt:~/os-lab5$ du -sh /var/log /usr 2&gt;/dev/null</w:t>
-              <w:br/>
-            </w:r>
-            <w:r>
-              <w:rPr>
-                <w:rFonts w:ascii="Consolas" w:hAnsi="Consolas"/>
-                <w:color w:val="EEEEEE"/>
-                <w:sz w:val="17"/>
-              </w:rPr>
-              <w:t>8.9M    /var/log</w:t>
-              <w:br/>
-            </w:r>
-            <w:r>
-              <w:rPr>
-                <w:rFonts w:ascii="Consolas" w:hAnsi="Consolas"/>
-                <w:color w:val="EEEEEE"/>
-                <w:sz w:val="17"/>
-              </w:rPr>
-              <w:t>6.6G    /usr</w:t>
-            </w:r>
-          </w:p>
-        </w:tc>
-      </w:tr>
-    </w:tbl>
+      </w:pPr>
+      <w:r>
+        <w:drawing>
+          <wp:inline xmlns:a="http://schemas.openxmlformats.org/drawingml/2006/main" xmlns:pic="http://schemas.openxmlformats.org/drawingml/2006/picture">
+            <wp:extent cx="5837142" cy="5446285"/>
+            <wp:docPr id="2" name="Picture 2"/>
+            <wp:cNvGraphicFramePr>
+              <a:graphicFrameLocks noChangeAspect="1"/>
+            </wp:cNvGraphicFramePr>
+            <a:graphic>
+              <a:graphicData uri="http://schemas.openxmlformats.org/drawingml/2006/picture">
+                <pic:pic>
+                  <pic:nvPicPr>
+                    <pic:cNvPr id="0" name="image.png"/>
+                    <pic:cNvPicPr/>
+                  </pic:nvPicPr>
+                  <pic:blipFill>
+                    <a:blip r:embed="rId10"/>
+                    <a:stretch>
+                      <a:fillRect/>
+                    </a:stretch>
+                  </pic:blipFill>
+                  <pic:spPr>
+                    <a:xfrm>
+                      <a:off x="0" y="0"/>
+                      <a:ext cx="5837142" cy="5446285"/>
+                    </a:xfrm>
+                    <a:prstGeom prst="rect"/>
+                  </pic:spPr>
+                </pic:pic>
+              </a:graphicData>
+            </a:graphic>
+          </wp:inline>
+        </w:drawing>
+      </w:r>
+    </w:p>
     <w:p>
       <w:pPr>
         <w:spacing w:before="60" w:after="200"/>
@@ -1111,7 +709,7 @@
           <w:rFonts w:ascii="Consolas" w:hAnsi="Consolas"/>
           <w:sz w:val="21"/>
         </w:rPr>
-        <w:t>hvc2</w:t>
+        <w:t>hvc5</w:t>
       </w:r>
       <w:r>
         <w:t xml:space="preserve">. Un dispozitiv de tip bloc este discul </w:t>
@@ -1205,7 +803,7 @@
         <w:t>/var/log</w:t>
       </w:r>
       <w:r>
-        <w:t xml:space="preserve"> doar 8.9M: sistemul este proaspăt instalat și jurnalele abia au început să se adune, în timp ce </w:t>
+        <w:t xml:space="preserve"> doar 9.0M: sistemul este proaspăt instalat și jurnalele abia au început să se adune, în timp ce </w:t>
       </w:r>
       <w:r>
         <w:rPr>
@@ -1226,433 +824,47 @@
         <w:t>4. Partea 2 – inode-uri și legături</w:t>
       </w:r>
     </w:p>
-    <w:tbl>
-      <w:tblPr>
-        <w:tblW w:type="auto" w:w="0"/>
+    <w:p>
+      <w:pPr>
+        <w:keepNext/>
+        <w:spacing w:after="0"/>
         <w:jc w:val="center"/>
-        <w:tblLook w:firstColumn="1" w:firstRow="1" w:lastColumn="0" w:lastRow="0" w:noHBand="0" w:noVBand="1" w:val="04A0"/>
-      </w:tblPr>
-      <w:tblGrid>
-        <w:gridCol w:w="9639"/>
-      </w:tblGrid>
-      <w:tr>
-        <w:tc>
-          <w:tcPr>
-            <w:tcW w:type="dxa" w:w="9639"/>
-            <w:shd w:val="clear" w:color="auto" w:fill="1E1E1E"/>
-          </w:tcPr>
-          <w:p>
-            <w:pPr>
-              <w:spacing w:after="0" w:line="240" w:lineRule="auto"/>
-            </w:pPr>
-            <w:r>
-              <w:rPr>
-                <w:rFonts w:ascii="Consolas" w:hAnsi="Consolas"/>
-                <w:color w:val="8AE234"/>
-                <w:sz w:val="17"/>
-              </w:rPr>
-              <w:t>maxim@MaxCrt:~/os-lab5$ echo hello &gt; notes.txt</w:t>
-              <w:br/>
-            </w:r>
-            <w:r>
-              <w:rPr>
-                <w:rFonts w:ascii="Consolas" w:hAnsi="Consolas"/>
-                <w:color w:val="8AE234"/>
-                <w:sz w:val="17"/>
-              </w:rPr>
-              <w:t>maxim@MaxCrt:~/os-lab5$ stat notes.txt</w:t>
-              <w:br/>
-            </w:r>
-            <w:r>
-              <w:rPr>
-                <w:rFonts w:ascii="Consolas" w:hAnsi="Consolas"/>
-                <w:color w:val="EEEEEE"/>
-                <w:sz w:val="17"/>
-              </w:rPr>
-              <w:t xml:space="preserve">  File: notes.txt</w:t>
-              <w:br/>
-            </w:r>
-            <w:r>
-              <w:rPr>
-                <w:rFonts w:ascii="Consolas" w:hAnsi="Consolas"/>
-                <w:color w:val="EEEEEE"/>
-                <w:sz w:val="17"/>
-              </w:rPr>
-              <w:t xml:space="preserve">  size: 6               Blocks: 8          IO Block: 4096   regular file</w:t>
-              <w:br/>
-            </w:r>
-            <w:r>
-              <w:rPr>
-                <w:rFonts w:ascii="Consolas" w:hAnsi="Consolas"/>
-                <w:color w:val="EEEEEE"/>
-                <w:sz w:val="17"/>
-              </w:rPr>
-              <w:t>Device: 8,48    Inode: 57713       Links: 1</w:t>
-              <w:br/>
-            </w:r>
-            <w:r>
-              <w:rPr>
-                <w:rFonts w:ascii="Consolas" w:hAnsi="Consolas"/>
-                <w:color w:val="EEEEEE"/>
-                <w:sz w:val="17"/>
-              </w:rPr>
-              <w:t>Access: (0644/-rw-r--r--)  Uid: ( 1000/   maxim)   Gid: ( 1000/   maxim)</w:t>
-              <w:br/>
-            </w:r>
-            <w:r>
-              <w:rPr>
-                <w:rFonts w:ascii="Consolas" w:hAnsi="Consolas"/>
-                <w:color w:val="EEEEEE"/>
-                <w:sz w:val="17"/>
-              </w:rPr>
-              <w:t>Access: 2026-10-26 10:28:13.496254809 +0200</w:t>
-              <w:br/>
-            </w:r>
-            <w:r>
-              <w:rPr>
-                <w:rFonts w:ascii="Consolas" w:hAnsi="Consolas"/>
-                <w:color w:val="EEEEEE"/>
-                <w:sz w:val="17"/>
-              </w:rPr>
-              <w:t>Modify: 2026-10-26 10:28:13.496254809 +0200</w:t>
-              <w:br/>
-            </w:r>
-            <w:r>
-              <w:rPr>
-                <w:rFonts w:ascii="Consolas" w:hAnsi="Consolas"/>
-                <w:color w:val="EEEEEE"/>
-                <w:sz w:val="17"/>
-              </w:rPr>
-              <w:t>Change: 2026-10-26 10:28:13.496254809 +0200</w:t>
-              <w:br/>
-            </w:r>
-            <w:r>
-              <w:rPr>
-                <w:rFonts w:ascii="Consolas" w:hAnsi="Consolas"/>
-                <w:color w:val="EEEEEE"/>
-                <w:sz w:val="17"/>
-              </w:rPr>
-              <w:t xml:space="preserve"> Birth: 2026-10-26 10:28:13.496254809 +0200</w:t>
-              <w:br/>
-            </w:r>
-            <w:r>
-              <w:rPr>
-                <w:rFonts w:ascii="Consolas" w:hAnsi="Consolas"/>
-                <w:color w:val="8AE234"/>
-                <w:sz w:val="17"/>
-              </w:rPr>
-              <w:t>maxim@MaxCrt:~/os-lab5$ ln notes.txt hard.txt                 # second name, same inode</w:t>
-              <w:br/>
-            </w:r>
-            <w:r>
-              <w:rPr>
-                <w:rFonts w:ascii="Consolas" w:hAnsi="Consolas"/>
-                <w:color w:val="8AE234"/>
-                <w:sz w:val="17"/>
-              </w:rPr>
-              <w:t>maxim@MaxCrt:~/os-lab5$ ls -li notes.txt hard.txt</w:t>
-              <w:br/>
-            </w:r>
-            <w:r>
-              <w:rPr>
-                <w:rFonts w:ascii="Consolas" w:hAnsi="Consolas"/>
-                <w:color w:val="EEEEEE"/>
-                <w:sz w:val="17"/>
-              </w:rPr>
-              <w:t>57713 -rw-r--r-- 2 maxim maxim 6 Oct 26 10:28 hard.txt</w:t>
-              <w:br/>
-            </w:r>
-            <w:r>
-              <w:rPr>
-                <w:rFonts w:ascii="Consolas" w:hAnsi="Consolas"/>
-                <w:color w:val="EEEEEE"/>
-                <w:sz w:val="17"/>
-              </w:rPr>
-              <w:t>57713 -rw-r--r-- 2 maxim maxim 6 Oct 26 10:28 notes.txt</w:t>
-              <w:br/>
-            </w:r>
-            <w:r>
-              <w:rPr>
-                <w:rFonts w:ascii="Consolas" w:hAnsi="Consolas"/>
-                <w:color w:val="8AE234"/>
-                <w:sz w:val="17"/>
-              </w:rPr>
-              <w:t>maxim@MaxCrt:~/os-lab5$ rm notes.txt                          # only the name goes away</w:t>
-              <w:br/>
-            </w:r>
-            <w:r>
-              <w:rPr>
-                <w:rFonts w:ascii="Consolas" w:hAnsi="Consolas"/>
-                <w:color w:val="8AE234"/>
-                <w:sz w:val="17"/>
-              </w:rPr>
-              <w:t>maxim@MaxCrt:~/os-lab5$ cat hard.txt</w:t>
-              <w:br/>
-            </w:r>
-            <w:r>
-              <w:rPr>
-                <w:rFonts w:ascii="Consolas" w:hAnsi="Consolas"/>
-                <w:color w:val="EEEEEE"/>
-                <w:sz w:val="17"/>
-              </w:rPr>
-              <w:t>hello</w:t>
-              <w:br/>
-            </w:r>
-            <w:r>
-              <w:rPr>
-                <w:rFonts w:ascii="Consolas" w:hAnsi="Consolas"/>
-                <w:color w:val="8AE234"/>
-                <w:sz w:val="17"/>
-              </w:rPr>
-              <w:t>maxim@MaxCrt:~/os-lab5$ ls -li hard.txt</w:t>
-              <w:br/>
-            </w:r>
-            <w:r>
-              <w:rPr>
-                <w:rFonts w:ascii="Consolas" w:hAnsi="Consolas"/>
-                <w:color w:val="EEEEEE"/>
-                <w:sz w:val="17"/>
-              </w:rPr>
-              <w:t>57713 -rw-r--r-- 1 maxim maxim 6 Oct 26 10:28 hard.txt</w:t>
-              <w:br/>
-            </w:r>
-            <w:r>
-              <w:rPr>
-                <w:rFonts w:ascii="Consolas" w:hAnsi="Consolas"/>
-                <w:color w:val="8AE234"/>
-                <w:sz w:val="17"/>
-              </w:rPr>
-              <w:t>maxim@MaxCrt:~/os-lab5$ ln -s hard.txt soft.txt               # new inode that stores a path</w:t>
-              <w:br/>
-            </w:r>
-            <w:r>
-              <w:rPr>
-                <w:rFonts w:ascii="Consolas" w:hAnsi="Consolas"/>
-                <w:color w:val="8AE234"/>
-                <w:sz w:val="17"/>
-              </w:rPr>
-              <w:t>maxim@MaxCrt:~/os-lab5$ ls -li hard.txt soft.txt</w:t>
-              <w:br/>
-            </w:r>
-            <w:r>
-              <w:rPr>
-                <w:rFonts w:ascii="Consolas" w:hAnsi="Consolas"/>
-                <w:color w:val="EEEEEE"/>
-                <w:sz w:val="17"/>
-              </w:rPr>
-              <w:t>57713 -rw-r--r-- 1 maxim maxim 6 Oct 26 10:28 hard.txt</w:t>
-              <w:br/>
-            </w:r>
-            <w:r>
-              <w:rPr>
-                <w:rFonts w:ascii="Consolas" w:hAnsi="Consolas"/>
-                <w:color w:val="EEEEEE"/>
-                <w:sz w:val="17"/>
-              </w:rPr>
-              <w:t>57714 lrwxrwxrwx 1 maxim maxim 8 Oct 26 10:28 soft.txt -&gt; hard.txt</w:t>
-              <w:br/>
-            </w:r>
-            <w:r>
-              <w:rPr>
-                <w:rFonts w:ascii="Consolas" w:hAnsi="Consolas"/>
-                <w:color w:val="8AE234"/>
-                <w:sz w:val="17"/>
-              </w:rPr>
-              <w:t>maxim@MaxCrt:~/os-lab5$ cat soft.txt</w:t>
-              <w:br/>
-            </w:r>
-            <w:r>
-              <w:rPr>
-                <w:rFonts w:ascii="Consolas" w:hAnsi="Consolas"/>
-                <w:color w:val="EEEEEE"/>
-                <w:sz w:val="17"/>
-              </w:rPr>
-              <w:t>hello</w:t>
-              <w:br/>
-            </w:r>
-            <w:r>
-              <w:rPr>
-                <w:rFonts w:ascii="Consolas" w:hAnsi="Consolas"/>
-                <w:color w:val="8AE234"/>
-                <w:sz w:val="17"/>
-              </w:rPr>
-              <w:t>maxim@MaxCrt:~/os-lab5$ rm hard.txt</w:t>
-              <w:br/>
-            </w:r>
-            <w:r>
-              <w:rPr>
-                <w:rFonts w:ascii="Consolas" w:hAnsi="Consolas"/>
-                <w:color w:val="8AE234"/>
-                <w:sz w:val="17"/>
-              </w:rPr>
-              <w:t>maxim@MaxCrt:~/os-lab5$ cat soft.txt                          # now a dangling link</w:t>
-              <w:br/>
-            </w:r>
-            <w:r>
-              <w:rPr>
-                <w:rFonts w:ascii="Consolas" w:hAnsi="Consolas"/>
-                <w:color w:val="EEEEEE"/>
-                <w:sz w:val="17"/>
-              </w:rPr>
-              <w:t>cat: soft.txt: No such file or directory</w:t>
-              <w:br/>
-            </w:r>
-            <w:r>
-              <w:rPr>
-                <w:rFonts w:ascii="Consolas" w:hAnsi="Consolas"/>
-                <w:color w:val="8AE234"/>
-                <w:sz w:val="17"/>
-              </w:rPr>
-              <w:t>maxim@MaxCrt:~/os-lab5$ ls -l soft.txt</w:t>
-              <w:br/>
-            </w:r>
-            <w:r>
-              <w:rPr>
-                <w:rFonts w:ascii="Consolas" w:hAnsi="Consolas"/>
-                <w:color w:val="EEEEEE"/>
-                <w:sz w:val="17"/>
-              </w:rPr>
-              <w:t>lrwxrwxrwx 1 maxim maxim 8 Oct 26 10:28 soft.txt -&gt; hard.txt</w:t>
-              <w:br/>
-            </w:r>
-            <w:r>
-              <w:rPr>
-                <w:rFonts w:ascii="Consolas" w:hAnsi="Consolas"/>
-                <w:color w:val="8AE234"/>
-                <w:sz w:val="17"/>
-              </w:rPr>
-              <w:t>maxim@MaxCrt:~/os-lab5$ mkdir d &amp;&amp; stat -c '%n links=%h' d</w:t>
-              <w:br/>
-            </w:r>
-            <w:r>
-              <w:rPr>
-                <w:rFonts w:ascii="Consolas" w:hAnsi="Consolas"/>
-                <w:color w:val="EEEEEE"/>
-                <w:sz w:val="17"/>
-              </w:rPr>
-              <w:t>d links=2</w:t>
-              <w:br/>
-            </w:r>
-            <w:r>
-              <w:rPr>
-                <w:rFonts w:ascii="Consolas" w:hAnsi="Consolas"/>
-                <w:color w:val="8AE234"/>
-                <w:sz w:val="17"/>
-              </w:rPr>
-              <w:t>maxim@MaxCrt:~/os-lab5$ mkdir d/x d/y &amp;&amp; stat -c '%n links=%h' d</w:t>
-              <w:br/>
-            </w:r>
-            <w:r>
-              <w:rPr>
-                <w:rFonts w:ascii="Consolas" w:hAnsi="Consolas"/>
-                <w:color w:val="EEEEEE"/>
-                <w:sz w:val="17"/>
-              </w:rPr>
-              <w:t>d links=4</w:t>
-              <w:br/>
-            </w:r>
-            <w:r>
-              <w:rPr>
-                <w:rFonts w:ascii="Consolas" w:hAnsi="Consolas"/>
-                <w:color w:val="8AE234"/>
-                <w:sz w:val="17"/>
-              </w:rPr>
-              <w:t>maxim@MaxCrt:~/os-lab5$ echo x &gt; one.txt</w:t>
-              <w:br/>
-            </w:r>
-            <w:r>
-              <w:rPr>
-                <w:rFonts w:ascii="Consolas" w:hAnsi="Consolas"/>
-                <w:color w:val="8AE234"/>
-                <w:sz w:val="17"/>
-              </w:rPr>
-              <w:t>maxim@MaxCrt:~/os-lab5$ stat -c '%n size=%s bytes, blocks=%b' one.txt</w:t>
-              <w:br/>
-            </w:r>
-            <w:r>
-              <w:rPr>
-                <w:rFonts w:ascii="Consolas" w:hAnsi="Consolas"/>
-                <w:color w:val="EEEEEE"/>
-                <w:sz w:val="17"/>
-              </w:rPr>
-              <w:t>one.txt size=2 bytes, blocks=8</w:t>
-              <w:br/>
-            </w:r>
-            <w:r>
-              <w:rPr>
-                <w:rFonts w:ascii="Consolas" w:hAnsi="Consolas"/>
-                <w:color w:val="8AE234"/>
-                <w:sz w:val="17"/>
-              </w:rPr>
-              <w:t>maxim@MaxCrt:~/os-lab5$ du -h one.txt</w:t>
-              <w:br/>
-            </w:r>
-            <w:r>
-              <w:rPr>
-                <w:rFonts w:ascii="Consolas" w:hAnsi="Consolas"/>
-                <w:color w:val="EEEEEE"/>
-                <w:sz w:val="17"/>
-              </w:rPr>
-              <w:t>4.0K    one.txt</w:t>
-              <w:br/>
-            </w:r>
-            <w:r>
-              <w:rPr>
-                <w:rFonts w:ascii="Consolas" w:hAnsi="Consolas"/>
-                <w:color w:val="8AE234"/>
-                <w:sz w:val="17"/>
-              </w:rPr>
-              <w:t>maxim@MaxCrt:~/os-lab5$ truncate -s 1G big.img                # sparse file</w:t>
-              <w:br/>
-            </w:r>
-            <w:r>
-              <w:rPr>
-                <w:rFonts w:ascii="Consolas" w:hAnsi="Consolas"/>
-                <w:color w:val="8AE234"/>
-                <w:sz w:val="17"/>
-              </w:rPr>
-              <w:t>maxim@MaxCrt:~/os-lab5$ ls -lh big.img</w:t>
-              <w:br/>
-            </w:r>
-            <w:r>
-              <w:rPr>
-                <w:rFonts w:ascii="Consolas" w:hAnsi="Consolas"/>
-                <w:color w:val="EEEEEE"/>
-                <w:sz w:val="17"/>
-              </w:rPr>
-              <w:t>-rw-r--r-- 1 maxim maxim 1.0G Oct 26 10:28 big.img</w:t>
-              <w:br/>
-            </w:r>
-            <w:r>
-              <w:rPr>
-                <w:rFonts w:ascii="Consolas" w:hAnsi="Consolas"/>
-                <w:color w:val="8AE234"/>
-                <w:sz w:val="17"/>
-              </w:rPr>
-              <w:t>maxim@MaxCrt:~/os-lab5$ du -h big.img</w:t>
-              <w:br/>
-            </w:r>
-            <w:r>
-              <w:rPr>
-                <w:rFonts w:ascii="Consolas" w:hAnsi="Consolas"/>
-                <w:color w:val="EEEEEE"/>
-                <w:sz w:val="17"/>
-              </w:rPr>
-              <w:t>0       big.img</w:t>
-              <w:br/>
-            </w:r>
-            <w:r>
-              <w:rPr>
-                <w:rFonts w:ascii="Consolas" w:hAnsi="Consolas"/>
-                <w:color w:val="8AE234"/>
-                <w:sz w:val="17"/>
-              </w:rPr>
-              <w:t>maxim@MaxCrt:~/os-lab5$ rm big.img</w:t>
-            </w:r>
-          </w:p>
-        </w:tc>
-      </w:tr>
-    </w:tbl>
+      </w:pPr>
+      <w:r>
+        <w:drawing>
+          <wp:inline xmlns:a="http://schemas.openxmlformats.org/drawingml/2006/main" xmlns:pic="http://schemas.openxmlformats.org/drawingml/2006/picture">
+            <wp:extent cx="5837142" cy="5045142"/>
+            <wp:docPr id="3" name="Picture 3"/>
+            <wp:cNvGraphicFramePr>
+              <a:graphicFrameLocks noChangeAspect="1"/>
+            </wp:cNvGraphicFramePr>
+            <a:graphic>
+              <a:graphicData uri="http://schemas.openxmlformats.org/drawingml/2006/picture">
+                <pic:pic>
+                  <pic:nvPicPr>
+                    <pic:cNvPr id="0" name="image.png"/>
+                    <pic:cNvPicPr/>
+                  </pic:nvPicPr>
+                  <pic:blipFill>
+                    <a:blip r:embed="rId11"/>
+                    <a:stretch>
+                      <a:fillRect/>
+                    </a:stretch>
+                  </pic:blipFill>
+                  <pic:spPr>
+                    <a:xfrm>
+                      <a:off x="0" y="0"/>
+                      <a:ext cx="5837142" cy="5045142"/>
+                    </a:xfrm>
+                    <a:prstGeom prst="rect"/>
+                  </pic:spPr>
+                </pic:pic>
+              </a:graphicData>
+            </a:graphic>
+          </wp:inline>
+        </w:drawing>
+      </w:r>
+    </w:p>
     <w:p>
       <w:pPr>
         <w:spacing w:before="60" w:after="200"/>
@@ -1735,7 +947,7 @@
           <w:rFonts w:ascii="Consolas" w:hAnsi="Consolas"/>
           <w:sz w:val="21"/>
         </w:rPr>
-        <w:t>Inode: 57713</w:t>
+        <w:t>Inode: 57705</w:t>
       </w:r>
       <w:r>
         <w:t xml:space="preserve"> este numărul structurii care păstrează pe disc metadatele fișierului (tip, drepturi, proprietar, dimensiune, adresele blocurilor). </w:t>
@@ -1812,7 +1024,7 @@
         <w:jc w:val="both"/>
       </w:pPr>
       <w:r>
-        <w:t xml:space="preserve">Ambele nume aveau același inode 57713. </w:t>
+        <w:t xml:space="preserve">Ambele nume aveau același inode 57705. </w:t>
       </w:r>
       <w:r>
         <w:rPr>
@@ -1893,7 +1105,7 @@
         <w:t>soft.txt</w:t>
       </w:r>
       <w:r>
-        <w:t xml:space="preserve"> are propriul inode (57714) și conține doar textul căii </w:t>
+        <w:t xml:space="preserve"> are propriul inode (57706) și conține doar textul căii </w:t>
       </w:r>
       <w:r>
         <w:rPr>
@@ -2101,316 +1313,47 @@
         <w:t>5. Partea 3 – drepturi de acces</w:t>
       </w:r>
     </w:p>
-    <w:tbl>
-      <w:tblPr>
-        <w:tblW w:type="auto" w:w="0"/>
+    <w:p>
+      <w:pPr>
+        <w:keepNext/>
+        <w:spacing w:after="0"/>
         <w:jc w:val="center"/>
-        <w:tblLook w:firstColumn="1" w:firstRow="1" w:lastColumn="0" w:lastRow="0" w:noHBand="0" w:noVBand="1" w:val="04A0"/>
-      </w:tblPr>
-      <w:tblGrid>
-        <w:gridCol w:w="9639"/>
-      </w:tblGrid>
-      <w:tr>
-        <w:tc>
-          <w:tcPr>
-            <w:tcW w:type="dxa" w:w="9639"/>
-            <w:shd w:val="clear" w:color="auto" w:fill="1E1E1E"/>
-          </w:tcPr>
-          <w:p>
-            <w:pPr>
-              <w:spacing w:after="0" w:line="240" w:lineRule="auto"/>
-            </w:pPr>
-            <w:r>
-              <w:rPr>
-                <w:rFonts w:ascii="Consolas" w:hAnsi="Consolas"/>
-                <w:color w:val="8AE234"/>
-                <w:sz w:val="17"/>
-              </w:rPr>
-              <w:t>maxim@MaxCrt:~/os-lab5$ echo secret &gt; s.txt</w:t>
-              <w:br/>
-            </w:r>
-            <w:r>
-              <w:rPr>
-                <w:rFonts w:ascii="Consolas" w:hAnsi="Consolas"/>
-                <w:color w:val="8AE234"/>
-                <w:sz w:val="17"/>
-              </w:rPr>
-              <w:t>maxim@MaxCrt:~/os-lab5$ chmod 600 s.txt &amp;&amp; ls -l s.txt</w:t>
-              <w:br/>
-            </w:r>
-            <w:r>
-              <w:rPr>
-                <w:rFonts w:ascii="Consolas" w:hAnsi="Consolas"/>
-                <w:color w:val="EEEEEE"/>
-                <w:sz w:val="17"/>
-              </w:rPr>
-              <w:t>-rw------- 1 maxim maxim 7 Oct 26 10:28 s.txt</w:t>
-              <w:br/>
-            </w:r>
-            <w:r>
-              <w:rPr>
-                <w:rFonts w:ascii="Consolas" w:hAnsi="Consolas"/>
-                <w:color w:val="8AE234"/>
-                <w:sz w:val="17"/>
-              </w:rPr>
-              <w:t>maxim@MaxCrt:~/os-lab5$ chmod 000 s.txt &amp;&amp; cat s.txt</w:t>
-              <w:br/>
-            </w:r>
-            <w:r>
-              <w:rPr>
-                <w:rFonts w:ascii="Consolas" w:hAnsi="Consolas"/>
-                <w:color w:val="EEEEEE"/>
-                <w:sz w:val="17"/>
-              </w:rPr>
-              <w:t>cat: s.txt: Permission denied</w:t>
-              <w:br/>
-            </w:r>
-            <w:r>
-              <w:rPr>
-                <w:rFonts w:ascii="Consolas" w:hAnsi="Consolas"/>
-                <w:color w:val="8AE234"/>
-                <w:sz w:val="17"/>
-              </w:rPr>
-              <w:t>maxim@MaxCrt:~/os-lab5$ chmod u+r s.txt &amp;&amp; cat s.txt</w:t>
-              <w:br/>
-            </w:r>
-            <w:r>
-              <w:rPr>
-                <w:rFonts w:ascii="Consolas" w:hAnsi="Consolas"/>
-                <w:color w:val="EEEEEE"/>
-                <w:sz w:val="17"/>
-              </w:rPr>
-              <w:t>secret</w:t>
-              <w:br/>
-            </w:r>
-            <w:r>
-              <w:rPr>
-                <w:rFonts w:ascii="Consolas" w:hAnsi="Consolas"/>
-                <w:color w:val="8AE234"/>
-                <w:sz w:val="17"/>
-              </w:rPr>
-              <w:t>maxim@MaxCrt:~/os-lab5$ umask</w:t>
-              <w:br/>
-            </w:r>
-            <w:r>
-              <w:rPr>
-                <w:rFonts w:ascii="Consolas" w:hAnsi="Consolas"/>
-                <w:color w:val="EEEEEE"/>
-                <w:sz w:val="17"/>
-              </w:rPr>
-              <w:t>0022</w:t>
-              <w:br/>
-            </w:r>
-            <w:r>
-              <w:rPr>
-                <w:rFonts w:ascii="Consolas" w:hAnsi="Consolas"/>
-                <w:color w:val="8AE234"/>
-                <w:sz w:val="17"/>
-              </w:rPr>
-              <w:t>maxim@MaxCrt:~/os-lab5$ touch new.txt &amp;&amp; mkdir newdir &amp;&amp; ls -ld new.txt newdir</w:t>
-              <w:br/>
-            </w:r>
-            <w:r>
-              <w:rPr>
-                <w:rFonts w:ascii="Consolas" w:hAnsi="Consolas"/>
-                <w:color w:val="EEEEEE"/>
-                <w:sz w:val="17"/>
-              </w:rPr>
-              <w:t>-rw-r--r-- 1 maxim maxim    0 Oct 26 10:28 new.txt</w:t>
-              <w:br/>
-            </w:r>
-            <w:r>
-              <w:rPr>
-                <w:rFonts w:ascii="Consolas" w:hAnsi="Consolas"/>
-                <w:color w:val="EEEEEE"/>
-                <w:sz w:val="17"/>
-              </w:rPr>
-              <w:t>drwxr-xr-x 2 maxim maxim 4096 Oct 26 10:28 newdir</w:t>
-              <w:br/>
-            </w:r>
-            <w:r>
-              <w:rPr>
-                <w:rFonts w:ascii="Consolas" w:hAnsi="Consolas"/>
-                <w:color w:val="8AE234"/>
-                <w:sz w:val="17"/>
-              </w:rPr>
-              <w:t>maxim@MaxCrt:~/os-lab5$ mkdir box &amp;&amp; echo hi &gt; box/f</w:t>
-              <w:br/>
-            </w:r>
-            <w:r>
-              <w:rPr>
-                <w:rFonts w:ascii="Consolas" w:hAnsi="Consolas"/>
-                <w:color w:val="8AE234"/>
-                <w:sz w:val="17"/>
-              </w:rPr>
-              <w:t>maxim@MaxCrt:~/os-lab5$ chmod u=r,go= box                     # read but no search</w:t>
-              <w:br/>
-            </w:r>
-            <w:r>
-              <w:rPr>
-                <w:rFonts w:ascii="Consolas" w:hAnsi="Consolas"/>
-                <w:color w:val="8AE234"/>
-                <w:sz w:val="17"/>
-              </w:rPr>
-              <w:t>maxim@MaxCrt:~/os-lab5$ ls box</w:t>
-              <w:br/>
-            </w:r>
-            <w:r>
-              <w:rPr>
-                <w:rFonts w:ascii="Consolas" w:hAnsi="Consolas"/>
-                <w:color w:val="EEEEEE"/>
-                <w:sz w:val="17"/>
-              </w:rPr>
-              <w:t>f</w:t>
-              <w:br/>
-            </w:r>
-            <w:r>
-              <w:rPr>
-                <w:rFonts w:ascii="Consolas" w:hAnsi="Consolas"/>
-                <w:color w:val="8AE234"/>
-                <w:sz w:val="17"/>
-              </w:rPr>
-              <w:t>maxim@MaxCrt:~/os-lab5$ cat box/f</w:t>
-              <w:br/>
-            </w:r>
-            <w:r>
-              <w:rPr>
-                <w:rFonts w:ascii="Consolas" w:hAnsi="Consolas"/>
-                <w:color w:val="EEEEEE"/>
-                <w:sz w:val="17"/>
-              </w:rPr>
-              <w:t>cat: box/f: Permission denied</w:t>
-              <w:br/>
-            </w:r>
-            <w:r>
-              <w:rPr>
-                <w:rFonts w:ascii="Consolas" w:hAnsi="Consolas"/>
-                <w:color w:val="8AE234"/>
-                <w:sz w:val="17"/>
-              </w:rPr>
-              <w:t>maxim@MaxCrt:~/os-lab5$ chmod u=x,go= box                     # search but no read</w:t>
-              <w:br/>
-            </w:r>
-            <w:r>
-              <w:rPr>
-                <w:rFonts w:ascii="Consolas" w:hAnsi="Consolas"/>
-                <w:color w:val="8AE234"/>
-                <w:sz w:val="17"/>
-              </w:rPr>
-              <w:t>maxim@MaxCrt:~/os-lab5$ ls box</w:t>
-              <w:br/>
-            </w:r>
-            <w:r>
-              <w:rPr>
-                <w:rFonts w:ascii="Consolas" w:hAnsi="Consolas"/>
-                <w:color w:val="EEEEEE"/>
-                <w:sz w:val="17"/>
-              </w:rPr>
-              <w:t>ls: cannot open directory 'box': Permission denied</w:t>
-              <w:br/>
-            </w:r>
-            <w:r>
-              <w:rPr>
-                <w:rFonts w:ascii="Consolas" w:hAnsi="Consolas"/>
-                <w:color w:val="8AE234"/>
-                <w:sz w:val="17"/>
-              </w:rPr>
-              <w:t>maxim@MaxCrt:~/os-lab5$ cat box/f</w:t>
-              <w:br/>
-            </w:r>
-            <w:r>
-              <w:rPr>
-                <w:rFonts w:ascii="Consolas" w:hAnsi="Consolas"/>
-                <w:color w:val="EEEEEE"/>
-                <w:sz w:val="17"/>
-              </w:rPr>
-              <w:t>hi</w:t>
-              <w:br/>
-            </w:r>
-            <w:r>
-              <w:rPr>
-                <w:rFonts w:ascii="Consolas" w:hAnsi="Consolas"/>
-                <w:color w:val="8AE234"/>
-                <w:sz w:val="17"/>
-              </w:rPr>
-              <w:t>maxim@MaxCrt:~/os-lab5$ chmod 755 box</w:t>
-              <w:br/>
-            </w:r>
-            <w:r>
-              <w:rPr>
-                <w:rFonts w:ascii="Consolas" w:hAnsi="Consolas"/>
-                <w:color w:val="8AE234"/>
-                <w:sz w:val="17"/>
-              </w:rPr>
-              <w:t>maxim@MaxCrt:~/os-lab5$ ls -l /usr/bin/passwd</w:t>
-              <w:br/>
-            </w:r>
-            <w:r>
-              <w:rPr>
-                <w:rFonts w:ascii="Consolas" w:hAnsi="Consolas"/>
-                <w:color w:val="EEEEEE"/>
-                <w:sz w:val="17"/>
-              </w:rPr>
-              <w:t>-rwsr-xr-x 1 root root 93640 Feb  2  2026 /usr/bin/passwd</w:t>
-              <w:br/>
-            </w:r>
-            <w:r>
-              <w:rPr>
-                <w:rFonts w:ascii="Consolas" w:hAnsi="Consolas"/>
-                <w:color w:val="8AE234"/>
-                <w:sz w:val="17"/>
-              </w:rPr>
-              <w:t>maxim@MaxCrt:~/os-lab5$ ls -ld /tmp</w:t>
-              <w:br/>
-            </w:r>
-            <w:r>
-              <w:rPr>
-                <w:rFonts w:ascii="Consolas" w:hAnsi="Consolas"/>
-                <w:color w:val="EEEEEE"/>
-                <w:sz w:val="17"/>
-              </w:rPr>
-              <w:t>drwxrwxrwt 3 root root 4096 Oct 26 10:27 /tmp</w:t>
-              <w:br/>
-            </w:r>
-            <w:r>
-              <w:rPr>
-                <w:rFonts w:ascii="Consolas" w:hAnsi="Consolas"/>
-                <w:color w:val="8AE234"/>
-                <w:sz w:val="17"/>
-              </w:rPr>
-              <w:t>maxim@MaxCrt:~/os-lab5$ cat /etc/shadow</w:t>
-              <w:br/>
-            </w:r>
-            <w:r>
-              <w:rPr>
-                <w:rFonts w:ascii="Consolas" w:hAnsi="Consolas"/>
-                <w:color w:val="EEEEEE"/>
-                <w:sz w:val="17"/>
-              </w:rPr>
-              <w:t>cat: /etc/shadow: Permission denied</w:t>
-              <w:br/>
-            </w:r>
-            <w:r>
-              <w:rPr>
-                <w:rFonts w:ascii="Consolas" w:hAnsi="Consolas"/>
-                <w:color w:val="8AE234"/>
-                <w:sz w:val="17"/>
-              </w:rPr>
-              <w:t>maxim@MaxCrt:~/os-lab5$ ls -l /etc/shadow</w:t>
-              <w:br/>
-            </w:r>
-            <w:r>
-              <w:rPr>
-                <w:rFonts w:ascii="Consolas" w:hAnsi="Consolas"/>
-                <w:color w:val="EEEEEE"/>
-                <w:sz w:val="17"/>
-              </w:rPr>
-              <w:t>-rw-r----- 1 root shadow 705 Oct 26 10:18 /etc/shadow</w:t>
-            </w:r>
-          </w:p>
-        </w:tc>
-      </w:tr>
-    </w:tbl>
+      </w:pPr>
+      <w:r>
+        <w:drawing>
+          <wp:inline xmlns:a="http://schemas.openxmlformats.org/drawingml/2006/main" xmlns:pic="http://schemas.openxmlformats.org/drawingml/2006/picture">
+            <wp:extent cx="5837142" cy="3697714"/>
+            <wp:docPr id="4" name="Picture 4"/>
+            <wp:cNvGraphicFramePr>
+              <a:graphicFrameLocks noChangeAspect="1"/>
+            </wp:cNvGraphicFramePr>
+            <a:graphic>
+              <a:graphicData uri="http://schemas.openxmlformats.org/drawingml/2006/picture">
+                <pic:pic>
+                  <pic:nvPicPr>
+                    <pic:cNvPr id="0" name="image.png"/>
+                    <pic:cNvPicPr/>
+                  </pic:nvPicPr>
+                  <pic:blipFill>
+                    <a:blip r:embed="rId12"/>
+                    <a:stretch>
+                      <a:fillRect/>
+                    </a:stretch>
+                  </pic:blipFill>
+                  <pic:spPr>
+                    <a:xfrm>
+                      <a:off x="0" y="0"/>
+                      <a:ext cx="5837142" cy="3697714"/>
+                    </a:xfrm>
+                    <a:prstGeom prst="rect"/>
+                  </pic:spPr>
+                </pic:pic>
+              </a:graphicData>
+            </a:graphic>
+          </wp:inline>
+        </w:drawing>
+      </w:r>
+    </w:p>
     <w:p>
       <w:pPr>
         <w:spacing w:before="60" w:after="200"/>
@@ -3006,316 +1949,47 @@
         <w:t>6. Partea 4 – discurile și nucleul ca fișiere</w:t>
       </w:r>
     </w:p>
-    <w:tbl>
-      <w:tblPr>
-        <w:tblW w:type="auto" w:w="0"/>
+    <w:p>
+      <w:pPr>
+        <w:keepNext/>
+        <w:spacing w:after="0"/>
         <w:jc w:val="center"/>
-        <w:tblLook w:firstColumn="1" w:firstRow="1" w:lastColumn="0" w:lastRow="0" w:noHBand="0" w:noVBand="1" w:val="04A0"/>
-      </w:tblPr>
-      <w:tblGrid>
-        <w:gridCol w:w="9639"/>
-      </w:tblGrid>
-      <w:tr>
-        <w:tc>
-          <w:tcPr>
-            <w:tcW w:type="dxa" w:w="9639"/>
-            <w:shd w:val="clear" w:color="auto" w:fill="1E1E1E"/>
-          </w:tcPr>
-          <w:p>
-            <w:pPr>
-              <w:spacing w:after="0" w:line="240" w:lineRule="auto"/>
-            </w:pPr>
-            <w:r>
-              <w:rPr>
-                <w:rFonts w:ascii="Consolas" w:hAnsi="Consolas"/>
-                <w:color w:val="8AE234"/>
-                <w:sz w:val="17"/>
-              </w:rPr>
-              <w:t>maxim@MaxCrt:~/os-lab5$ lsblk</w:t>
-              <w:br/>
-            </w:r>
-            <w:r>
-              <w:rPr>
-                <w:rFonts w:ascii="Consolas" w:hAnsi="Consolas"/>
-                <w:color w:val="EEEEEE"/>
-                <w:sz w:val="17"/>
-              </w:rPr>
-              <w:t>NAME MAJ:MIN RM   SIZE RO TYPE MOUNTPOINTS</w:t>
-              <w:br/>
-            </w:r>
-            <w:r>
-              <w:rPr>
-                <w:rFonts w:ascii="Consolas" w:hAnsi="Consolas"/>
-                <w:color w:val="EEEEEE"/>
-                <w:sz w:val="17"/>
-              </w:rPr>
-              <w:t xml:space="preserve">sda    8:0    0 722.9M  1 disk </w:t>
-              <w:br/>
-            </w:r>
-            <w:r>
-              <w:rPr>
-                <w:rFonts w:ascii="Consolas" w:hAnsi="Consolas"/>
-                <w:color w:val="EEEEEE"/>
-                <w:sz w:val="17"/>
-              </w:rPr>
-              <w:t>sdb    8:16   0    97M  1 disk /usr/lib/linux-tools/6.18.54.1-microsoft-standard-WSL2</w:t>
-              <w:br/>
-            </w:r>
-            <w:r>
-              <w:rPr>
-                <w:rFonts w:ascii="Consolas" w:hAnsi="Consolas"/>
-                <w:color w:val="EEEEEE"/>
-                <w:sz w:val="17"/>
-              </w:rPr>
-              <w:t xml:space="preserve">                               /usr/src/linux-headers-6.18.54.1-microsoft-standard-WSL2</w:t>
-              <w:br/>
-            </w:r>
-            <w:r>
-              <w:rPr>
-                <w:rFonts w:ascii="Consolas" w:hAnsi="Consolas"/>
-                <w:color w:val="EEEEEE"/>
-                <w:sz w:val="17"/>
-              </w:rPr>
-              <w:t>sdc    8:32   0     4G  0 disk [SWAP]</w:t>
-              <w:br/>
-            </w:r>
-            <w:r>
-              <w:rPr>
-                <w:rFonts w:ascii="Consolas" w:hAnsi="Consolas"/>
-                <w:color w:val="EEEEEE"/>
-                <w:sz w:val="17"/>
-              </w:rPr>
-              <w:t>sdd    8:48   0     1T  0 disk /mnt/wslg/distro</w:t>
-              <w:br/>
-            </w:r>
-            <w:r>
-              <w:rPr>
-                <w:rFonts w:ascii="Consolas" w:hAnsi="Consolas"/>
-                <w:color w:val="EEEEEE"/>
-                <w:sz w:val="17"/>
-              </w:rPr>
-              <w:t xml:space="preserve">                               /</w:t>
-              <w:br/>
-            </w:r>
-            <w:r>
-              <w:rPr>
-                <w:rFonts w:ascii="Consolas" w:hAnsi="Consolas"/>
-                <w:color w:val="8AE234"/>
-                <w:sz w:val="17"/>
-              </w:rPr>
-              <w:t>maxim@MaxCrt:~/os-lab5$ df -h /</w:t>
-              <w:br/>
-            </w:r>
-            <w:r>
-              <w:rPr>
-                <w:rFonts w:ascii="Consolas" w:hAnsi="Consolas"/>
-                <w:color w:val="EEEEEE"/>
-                <w:sz w:val="17"/>
-              </w:rPr>
-              <w:t>Filesystem      Size  Used Avail Use% Mounted on</w:t>
-              <w:br/>
-            </w:r>
-            <w:r>
-              <w:rPr>
-                <w:rFonts w:ascii="Consolas" w:hAnsi="Consolas"/>
-                <w:color w:val="EEEEEE"/>
-                <w:sz w:val="17"/>
-              </w:rPr>
-              <w:t>/dev/sdd       1007G  2.8G  953G   1% /</w:t>
-              <w:br/>
-            </w:r>
-            <w:r>
-              <w:rPr>
-                <w:rFonts w:ascii="Consolas" w:hAnsi="Consolas"/>
-                <w:color w:val="8AE234"/>
-                <w:sz w:val="17"/>
-              </w:rPr>
-              <w:t>maxim@MaxCrt:~/os-lab5$ findmnt -n /</w:t>
-              <w:br/>
-            </w:r>
-            <w:r>
-              <w:rPr>
-                <w:rFonts w:ascii="Consolas" w:hAnsi="Consolas"/>
-                <w:color w:val="EEEEEE"/>
-                <w:sz w:val="17"/>
-              </w:rPr>
-              <w:t>/ /dev/sdd ext4 rw,relatime,discard,errors=remount-ro,data=ordered</w:t>
-              <w:br/>
-            </w:r>
-            <w:r>
-              <w:rPr>
-                <w:rFonts w:ascii="Consolas" w:hAnsi="Consolas"/>
-                <w:color w:val="8AE234"/>
-                <w:sz w:val="17"/>
-              </w:rPr>
-              <w:t>maxim@MaxCrt:~/os-lab5$ grep -c '^processor' /proc/cpuinfo</w:t>
-              <w:br/>
-            </w:r>
-            <w:r>
-              <w:rPr>
-                <w:rFonts w:ascii="Consolas" w:hAnsi="Consolas"/>
-                <w:color w:val="EEEEEE"/>
-                <w:sz w:val="17"/>
-              </w:rPr>
-              <w:t>12</w:t>
-              <w:br/>
-            </w:r>
-            <w:r>
-              <w:rPr>
-                <w:rFonts w:ascii="Consolas" w:hAnsi="Consolas"/>
-                <w:color w:val="8AE234"/>
-                <w:sz w:val="17"/>
-              </w:rPr>
-              <w:t>maxim@MaxCrt:~/os-lab5$ head -n 3 /proc/meminfo</w:t>
-              <w:br/>
-            </w:r>
-            <w:r>
-              <w:rPr>
-                <w:rFonts w:ascii="Consolas" w:hAnsi="Consolas"/>
-                <w:color w:val="EEEEEE"/>
-                <w:sz w:val="17"/>
-              </w:rPr>
-              <w:t>MemTotal:       15911720 kB</w:t>
-              <w:br/>
-            </w:r>
-            <w:r>
-              <w:rPr>
-                <w:rFonts w:ascii="Consolas" w:hAnsi="Consolas"/>
-                <w:color w:val="EEEEEE"/>
-                <w:sz w:val="17"/>
-              </w:rPr>
-              <w:t>MemFree:        15154928 kB</w:t>
-              <w:br/>
-            </w:r>
-            <w:r>
-              <w:rPr>
-                <w:rFonts w:ascii="Consolas" w:hAnsi="Consolas"/>
-                <w:color w:val="EEEEEE"/>
-                <w:sz w:val="17"/>
-              </w:rPr>
-              <w:t>MemAvailable:   15282476 kB</w:t>
-              <w:br/>
-            </w:r>
-            <w:r>
-              <w:rPr>
-                <w:rFonts w:ascii="Consolas" w:hAnsi="Consolas"/>
-                <w:color w:val="8AE234"/>
-                <w:sz w:val="17"/>
-              </w:rPr>
-              <w:t>maxim@MaxCrt:~/os-lab5$ head -n 5 /proc/self/status</w:t>
-              <w:br/>
-            </w:r>
-            <w:r>
-              <w:rPr>
-                <w:rFonts w:ascii="Consolas" w:hAnsi="Consolas"/>
-                <w:color w:val="EEEEEE"/>
-                <w:sz w:val="17"/>
-              </w:rPr>
-              <w:t>Name:   head</w:t>
-              <w:br/>
-            </w:r>
-            <w:r>
-              <w:rPr>
-                <w:rFonts w:ascii="Consolas" w:hAnsi="Consolas"/>
-                <w:color w:val="EEEEEE"/>
-                <w:sz w:val="17"/>
-              </w:rPr>
-              <w:t>Umask:  0022</w:t>
-              <w:br/>
-            </w:r>
-            <w:r>
-              <w:rPr>
-                <w:rFonts w:ascii="Consolas" w:hAnsi="Consolas"/>
-                <w:color w:val="EEEEEE"/>
-                <w:sz w:val="17"/>
-              </w:rPr>
-              <w:t>State:  R (running)</w:t>
-              <w:br/>
-            </w:r>
-            <w:r>
-              <w:rPr>
-                <w:rFonts w:ascii="Consolas" w:hAnsi="Consolas"/>
-                <w:color w:val="EEEEEE"/>
-                <w:sz w:val="17"/>
-              </w:rPr>
-              <w:t>Tgid:   2145</w:t>
-              <w:br/>
-            </w:r>
-            <w:r>
-              <w:rPr>
-                <w:rFonts w:ascii="Consolas" w:hAnsi="Consolas"/>
-                <w:color w:val="EEEEEE"/>
-                <w:sz w:val="17"/>
-              </w:rPr>
-              <w:t>Ngid:   0</w:t>
-              <w:br/>
-            </w:r>
-            <w:r>
-              <w:rPr>
-                <w:rFonts w:ascii="Consolas" w:hAnsi="Consolas"/>
-                <w:color w:val="8AE234"/>
-                <w:sz w:val="17"/>
-              </w:rPr>
-              <w:t>maxim@MaxCrt:~/os-lab5$ ls -l /proc/self/fd</w:t>
-              <w:br/>
-            </w:r>
-            <w:r>
-              <w:rPr>
-                <w:rFonts w:ascii="Consolas" w:hAnsi="Consolas"/>
-                <w:color w:val="EEEEEE"/>
-                <w:sz w:val="17"/>
-              </w:rPr>
-              <w:t>total 0</w:t>
-              <w:br/>
-            </w:r>
-            <w:r>
-              <w:rPr>
-                <w:rFonts w:ascii="Consolas" w:hAnsi="Consolas"/>
-                <w:color w:val="EEEEEE"/>
-                <w:sz w:val="17"/>
-              </w:rPr>
-              <w:t>lr-x------ 1 maxim maxim 64 Oct 26 10:28 0 -&gt; /dev/null</w:t>
-              <w:br/>
-            </w:r>
-            <w:r>
-              <w:rPr>
-                <w:rFonts w:ascii="Consolas" w:hAnsi="Consolas"/>
-                <w:color w:val="EEEEEE"/>
-                <w:sz w:val="17"/>
-              </w:rPr>
-              <w:t>l-wx------ 1 maxim maxim 64 Oct 26 10:28 1 -&gt; /tmp/tmp.evz1M52OTZ</w:t>
-              <w:br/>
-            </w:r>
-            <w:r>
-              <w:rPr>
-                <w:rFonts w:ascii="Consolas" w:hAnsi="Consolas"/>
-                <w:color w:val="EEEEEE"/>
-                <w:sz w:val="17"/>
-              </w:rPr>
-              <w:t>l-wx------ 1 maxim maxim 64 Oct 26 10:28 2 -&gt; /tmp/tmp.evz1M52OTZ</w:t>
-              <w:br/>
-            </w:r>
-            <w:r>
-              <w:rPr>
-                <w:rFonts w:ascii="Consolas" w:hAnsi="Consolas"/>
-                <w:color w:val="EEEEEE"/>
-                <w:sz w:val="17"/>
-              </w:rPr>
-              <w:t>lr-x------ 1 maxim maxim 64 Oct 26 10:28 3 -&gt; /home/maxim/LABSSO/lab5/commands.sh</w:t>
-              <w:br/>
-            </w:r>
-            <w:r>
-              <w:rPr>
-                <w:rFonts w:ascii="Consolas" w:hAnsi="Consolas"/>
-                <w:color w:val="EEEEEE"/>
-                <w:sz w:val="17"/>
-              </w:rPr>
-              <w:t>lr-x------ 1 maxim maxim 64 Oct 26 10:28 4 -&gt; /proc/2151/fd</w:t>
-            </w:r>
-          </w:p>
-        </w:tc>
-      </w:tr>
-    </w:tbl>
+      </w:pPr>
+      <w:r>
+        <w:drawing>
+          <wp:inline xmlns:a="http://schemas.openxmlformats.org/drawingml/2006/main" xmlns:pic="http://schemas.openxmlformats.org/drawingml/2006/picture">
+            <wp:extent cx="5837142" cy="3707999"/>
+            <wp:docPr id="5" name="Picture 5"/>
+            <wp:cNvGraphicFramePr>
+              <a:graphicFrameLocks noChangeAspect="1"/>
+            </wp:cNvGraphicFramePr>
+            <a:graphic>
+              <a:graphicData uri="http://schemas.openxmlformats.org/drawingml/2006/picture">
+                <pic:pic>
+                  <pic:nvPicPr>
+                    <pic:cNvPr id="0" name="image.png"/>
+                    <pic:cNvPicPr/>
+                  </pic:nvPicPr>
+                  <pic:blipFill>
+                    <a:blip r:embed="rId13"/>
+                    <a:stretch>
+                      <a:fillRect/>
+                    </a:stretch>
+                  </pic:blipFill>
+                  <pic:spPr>
+                    <a:xfrm>
+                      <a:off x="0" y="0"/>
+                      <a:ext cx="5837142" cy="3707999"/>
+                    </a:xfrm>
+                    <a:prstGeom prst="rect"/>
+                  </pic:spPr>
+                </pic:pic>
+              </a:graphicData>
+            </a:graphic>
+          </wp:inline>
+        </w:drawing>
+      </w:r>
+    </w:p>
     <w:p>
       <w:pPr>
         <w:spacing w:before="60" w:after="200"/>
@@ -3631,7 +2305,7 @@
           <w:rFonts w:ascii="Consolas" w:hAnsi="Consolas"/>
           <w:sz w:val="21"/>
         </w:rPr>
-        <w:t>/proc/2151/fd</w:t>
+        <w:t>/proc/442/fd</w:t>
       </w:r>
       <w:r>
         <w:t xml:space="preserve"> deschis de </w:t>

--- a/lab5/Lab5_CereteuMaxim_FAF-243.docx
+++ b/lab5/Lab5_CereteuMaxim_FAF-243.docx
@@ -307,47 +307,7 @@
         <w:t>riscv64-linux-gnu-gcc</w:t>
       </w:r>
       <w:r>
-        <w:t xml:space="preserve"> 15.2 și emulatorul QEMU 10.2. Comenzile au fost rulate de scriptul </w:t>
-      </w:r>
-      <w:r>
-        <w:rPr>
-          <w:rFonts w:ascii="Consolas" w:hAnsi="Consolas"/>
-          <w:sz w:val="21"/>
-        </w:rPr>
-        <w:t>tools/capture.sh</w:t>
-      </w:r>
-      <w:r>
-        <w:t xml:space="preserve"> din depozit într-o fereastră Windows Terminal cu profilul Ubuntu; la sfârșitul fiecărei părți scriptul </w:t>
-      </w:r>
-      <w:r>
-        <w:rPr>
-          <w:rFonts w:ascii="Consolas" w:hAnsi="Consolas"/>
-          <w:sz w:val="21"/>
-        </w:rPr>
-        <w:t>tools/shot.ps1</w:t>
-      </w:r>
-      <w:r>
-        <w:t xml:space="preserve"> a făcut o captură de ecran a ferestrei (</w:t>
-      </w:r>
-      <w:r>
-        <w:rPr>
-          <w:rFonts w:ascii="Consolas" w:hAnsi="Consolas"/>
-          <w:sz w:val="21"/>
-        </w:rPr>
-        <w:t>labN/output/*.png</w:t>
-      </w:r>
-      <w:r>
-        <w:t xml:space="preserve">), iar textul afișat a fost salvat și în </w:t>
-      </w:r>
-      <w:r>
-        <w:rPr>
-          <w:rFonts w:ascii="Consolas" w:hAnsi="Consolas"/>
-          <w:sz w:val="21"/>
-        </w:rPr>
-        <w:t>labN/output/*.txt</w:t>
-      </w:r>
-      <w:r>
-        <w:t xml:space="preserve">. Figurile de mai jos sunt aceste capturi de ecran. Comenzile sunt cele din </w:t>
+        <w:t xml:space="preserve"> 15.2 și emulatorul QEMU 10.2. Figurile de mai jos sunt capturi de ecran ale terminalului. Comenzile sunt cele din </w:t>
       </w:r>
       <w:r>
         <w:rPr>
@@ -2288,7 +2248,7 @@
         <w:t>/dev/null</w:t>
       </w:r>
       <w:r>
-        <w:t xml:space="preserve">, 1 și 2 sunt fișierul temporar în care scriptul de captură salva ieșirea, 3 este </w:t>
+        <w:t xml:space="preserve">, 1 și 2 sunt fișierul temporar în care scriptul salva ieșirea, 3 este </w:t>
       </w:r>
       <w:r>
         <w:rPr>

--- a/lab5/Lab5_CereteuMaxim_FAF-243.docx
+++ b/lab5/Lab5_CereteuMaxim_FAF-243.docx
@@ -328,6 +328,1168 @@
       </w:r>
       <w:r>
         <w:t>.</w:t>
+      </w:r>
+    </w:p>
+    <w:tbl>
+      <w:tblPr>
+        <w:tblW w:type="auto" w:w="0"/>
+        <w:jc w:val="center"/>
+        <w:tblLook w:firstColumn="1" w:firstRow="1" w:lastColumn="0" w:lastRow="0" w:noHBand="0" w:noVBand="1" w:val="04A0"/>
+      </w:tblPr>
+      <w:tblGrid>
+        <w:gridCol w:w="9639"/>
+      </w:tblGrid>
+      <w:tr>
+        <w:tc>
+          <w:tcPr>
+            <w:tcW w:type="dxa" w:w="9639"/>
+            <w:shd w:val="clear" w:color="auto" w:fill="F3F3F3"/>
+          </w:tcPr>
+          <w:p>
+            <w:pPr>
+              <w:spacing w:after="0" w:line="240" w:lineRule="auto"/>
+            </w:pPr>
+            <w:r>
+              <w:rPr>
+                <w:rFonts w:ascii="Consolas" w:hAnsi="Consolas"/>
+                <w:color w:val="888888"/>
+                <w:sz w:val="17"/>
+              </w:rPr>
+              <w:t xml:space="preserve"> 1  </w:t>
+            </w:r>
+            <w:r>
+              <w:rPr>
+                <w:rFonts w:ascii="Consolas" w:hAnsi="Consolas"/>
+                <w:sz w:val="17"/>
+              </w:rPr>
+              <w:t>#!/bin/bash</w:t>
+              <w:br/>
+            </w:r>
+            <w:r>
+              <w:rPr>
+                <w:rFonts w:ascii="Consolas" w:hAnsi="Consolas"/>
+                <w:color w:val="888888"/>
+                <w:sz w:val="17"/>
+              </w:rPr>
+              <w:t xml:space="preserve"> 2  </w:t>
+            </w:r>
+            <w:r>
+              <w:rPr>
+                <w:rFonts w:ascii="Consolas" w:hAnsi="Consolas"/>
+                <w:sz w:val="17"/>
+              </w:rPr>
+              <w:t># Lab 5 -- the file system with your own hands.</w:t>
+              <w:br/>
+            </w:r>
+            <w:r>
+              <w:rPr>
+                <w:rFonts w:ascii="Consolas" w:hAnsi="Consolas"/>
+                <w:color w:val="888888"/>
+                <w:sz w:val="17"/>
+              </w:rPr>
+              <w:t xml:space="preserve"> 3  </w:t>
+            </w:r>
+            <w:r>
+              <w:rPr>
+                <w:rFonts w:ascii="Consolas" w:hAnsi="Consolas"/>
+                <w:sz w:val="17"/>
+              </w:rPr>
+              <w:t># Every experiment runs in a scratch folder, so the script can be repeated.</w:t>
+              <w:br/>
+            </w:r>
+            <w:r>
+              <w:rPr>
+                <w:rFonts w:ascii="Consolas" w:hAnsi="Consolas"/>
+                <w:color w:val="888888"/>
+                <w:sz w:val="17"/>
+              </w:rPr>
+              <w:t xml:space="preserve"> 4  </w:t>
+            </w:r>
+            <w:r>
+              <w:rPr>
+                <w:rFonts w:ascii="Consolas" w:hAnsi="Consolas"/>
+                <w:sz w:val="17"/>
+              </w:rPr>
+              <w:br/>
+            </w:r>
+            <w:r>
+              <w:rPr>
+                <w:rFonts w:ascii="Consolas" w:hAnsi="Consolas"/>
+                <w:color w:val="888888"/>
+                <w:sz w:val="17"/>
+              </w:rPr>
+              <w:t xml:space="preserve"> 5  </w:t>
+            </w:r>
+            <w:r>
+              <w:rPr>
+                <w:rFonts w:ascii="Consolas" w:hAnsi="Consolas"/>
+                <w:sz w:val="17"/>
+              </w:rPr>
+              <w:t>WORK=$HOME/os-lab5</w:t>
+              <w:br/>
+            </w:r>
+            <w:r>
+              <w:rPr>
+                <w:rFonts w:ascii="Consolas" w:hAnsi="Consolas"/>
+                <w:color w:val="888888"/>
+                <w:sz w:val="17"/>
+              </w:rPr>
+              <w:t xml:space="preserve"> 6  </w:t>
+            </w:r>
+            <w:r>
+              <w:rPr>
+                <w:rFonts w:ascii="Consolas" w:hAnsi="Consolas"/>
+                <w:sz w:val="17"/>
+              </w:rPr>
+              <w:t>section() { printf '\n===== %s =====\n' "$*"; }</w:t>
+              <w:br/>
+            </w:r>
+            <w:r>
+              <w:rPr>
+                <w:rFonts w:ascii="Consolas" w:hAnsi="Consolas"/>
+                <w:color w:val="888888"/>
+                <w:sz w:val="17"/>
+              </w:rPr>
+              <w:t xml:space="preserve"> 7  </w:t>
+            </w:r>
+            <w:r>
+              <w:rPr>
+                <w:rFonts w:ascii="Consolas" w:hAnsi="Consolas"/>
+                <w:sz w:val="17"/>
+              </w:rPr>
+              <w:t>rm -rf "$WORK" &amp;&amp; mkdir -p "$WORK" &amp;&amp; cd "$WORK" || exit 1</w:t>
+              <w:br/>
+            </w:r>
+            <w:r>
+              <w:rPr>
+                <w:rFonts w:ascii="Consolas" w:hAnsi="Consolas"/>
+                <w:color w:val="888888"/>
+                <w:sz w:val="17"/>
+              </w:rPr>
+              <w:t xml:space="preserve"> 8  </w:t>
+            </w:r>
+            <w:r>
+              <w:rPr>
+                <w:rFonts w:ascii="Consolas" w:hAnsi="Consolas"/>
+                <w:sz w:val="17"/>
+              </w:rPr>
+              <w:br/>
+            </w:r>
+            <w:r>
+              <w:rPr>
+                <w:rFonts w:ascii="Consolas" w:hAnsi="Consolas"/>
+                <w:color w:val="888888"/>
+                <w:sz w:val="17"/>
+              </w:rPr>
+              <w:t xml:space="preserve"> 9  </w:t>
+            </w:r>
+            <w:r>
+              <w:rPr>
+                <w:rFonts w:ascii="Consolas" w:hAnsi="Consolas"/>
+                <w:sz w:val="17"/>
+              </w:rPr>
+              <w:t>section "Part 1 - the tree and the file types"</w:t>
+              <w:br/>
+            </w:r>
+            <w:r>
+              <w:rPr>
+                <w:rFonts w:ascii="Consolas" w:hAnsi="Consolas"/>
+                <w:color w:val="888888"/>
+                <w:sz w:val="17"/>
+              </w:rPr>
+              <w:t xml:space="preserve">10  </w:t>
+            </w:r>
+            <w:r>
+              <w:rPr>
+                <w:rFonts w:ascii="Consolas" w:hAnsi="Consolas"/>
+                <w:sz w:val="17"/>
+              </w:rPr>
+              <w:t>ls /</w:t>
+              <w:br/>
+            </w:r>
+            <w:r>
+              <w:rPr>
+                <w:rFonts w:ascii="Consolas" w:hAnsi="Consolas"/>
+                <w:color w:val="888888"/>
+                <w:sz w:val="17"/>
+              </w:rPr>
+              <w:t xml:space="preserve">11  </w:t>
+            </w:r>
+            <w:r>
+              <w:rPr>
+                <w:rFonts w:ascii="Consolas" w:hAnsi="Consolas"/>
+                <w:sz w:val="17"/>
+              </w:rPr>
+              <w:t>ls -ld /etc /etc/passwd /bin /dev/null /tmp</w:t>
+              <w:br/>
+            </w:r>
+            <w:r>
+              <w:rPr>
+                <w:rFonts w:ascii="Consolas" w:hAnsi="Consolas"/>
+                <w:color w:val="888888"/>
+                <w:sz w:val="17"/>
+              </w:rPr>
+              <w:t xml:space="preserve">12  </w:t>
+            </w:r>
+            <w:r>
+              <w:rPr>
+                <w:rFonts w:ascii="Consolas" w:hAnsi="Consolas"/>
+                <w:sz w:val="17"/>
+              </w:rPr>
+              <w:t>ls -l /dev | grep -E '^[bc]' | head -n 12</w:t>
+              <w:br/>
+            </w:r>
+            <w:r>
+              <w:rPr>
+                <w:rFonts w:ascii="Consolas" w:hAnsi="Consolas"/>
+                <w:color w:val="888888"/>
+                <w:sz w:val="17"/>
+              </w:rPr>
+              <w:t xml:space="preserve">13  </w:t>
+            </w:r>
+            <w:r>
+              <w:rPr>
+                <w:rFonts w:ascii="Consolas" w:hAnsi="Consolas"/>
+                <w:sz w:val="17"/>
+              </w:rPr>
+              <w:t>file /usr/bin/ls /etc/passwd /bin</w:t>
+              <w:br/>
+            </w:r>
+            <w:r>
+              <w:rPr>
+                <w:rFonts w:ascii="Consolas" w:hAnsi="Consolas"/>
+                <w:color w:val="888888"/>
+                <w:sz w:val="17"/>
+              </w:rPr>
+              <w:t xml:space="preserve">14  </w:t>
+            </w:r>
+            <w:r>
+              <w:rPr>
+                <w:rFonts w:ascii="Consolas" w:hAnsi="Consolas"/>
+                <w:sz w:val="17"/>
+              </w:rPr>
+              <w:t>du -sh /var/log /usr 2&gt;/dev/null</w:t>
+              <w:br/>
+            </w:r>
+            <w:r>
+              <w:rPr>
+                <w:rFonts w:ascii="Consolas" w:hAnsi="Consolas"/>
+                <w:color w:val="888888"/>
+                <w:sz w:val="17"/>
+              </w:rPr>
+              <w:t xml:space="preserve">15  </w:t>
+            </w:r>
+            <w:r>
+              <w:rPr>
+                <w:rFonts w:ascii="Consolas" w:hAnsi="Consolas"/>
+                <w:sz w:val="17"/>
+              </w:rPr>
+              <w:br/>
+            </w:r>
+            <w:r>
+              <w:rPr>
+                <w:rFonts w:ascii="Consolas" w:hAnsi="Consolas"/>
+                <w:color w:val="888888"/>
+                <w:sz w:val="17"/>
+              </w:rPr>
+              <w:t xml:space="preserve">16  </w:t>
+            </w:r>
+            <w:r>
+              <w:rPr>
+                <w:rFonts w:ascii="Consolas" w:hAnsi="Consolas"/>
+                <w:sz w:val="17"/>
+              </w:rPr>
+              <w:t>section "Part 2 - inodes and links"</w:t>
+              <w:br/>
+            </w:r>
+            <w:r>
+              <w:rPr>
+                <w:rFonts w:ascii="Consolas" w:hAnsi="Consolas"/>
+                <w:color w:val="888888"/>
+                <w:sz w:val="17"/>
+              </w:rPr>
+              <w:t xml:space="preserve">17  </w:t>
+            </w:r>
+            <w:r>
+              <w:rPr>
+                <w:rFonts w:ascii="Consolas" w:hAnsi="Consolas"/>
+                <w:sz w:val="17"/>
+              </w:rPr>
+              <w:t>echo hello &gt; notes.txt</w:t>
+              <w:br/>
+            </w:r>
+            <w:r>
+              <w:rPr>
+                <w:rFonts w:ascii="Consolas" w:hAnsi="Consolas"/>
+                <w:color w:val="888888"/>
+                <w:sz w:val="17"/>
+              </w:rPr>
+              <w:t xml:space="preserve">18  </w:t>
+            </w:r>
+            <w:r>
+              <w:rPr>
+                <w:rFonts w:ascii="Consolas" w:hAnsi="Consolas"/>
+                <w:sz w:val="17"/>
+              </w:rPr>
+              <w:t>stat notes.txt</w:t>
+              <w:br/>
+            </w:r>
+            <w:r>
+              <w:rPr>
+                <w:rFonts w:ascii="Consolas" w:hAnsi="Consolas"/>
+                <w:color w:val="888888"/>
+                <w:sz w:val="17"/>
+              </w:rPr>
+              <w:t xml:space="preserve">19  </w:t>
+            </w:r>
+            <w:r>
+              <w:rPr>
+                <w:rFonts w:ascii="Consolas" w:hAnsi="Consolas"/>
+                <w:sz w:val="17"/>
+              </w:rPr>
+              <w:t>ln notes.txt hard.txt                 # second name, same inode</w:t>
+              <w:br/>
+            </w:r>
+            <w:r>
+              <w:rPr>
+                <w:rFonts w:ascii="Consolas" w:hAnsi="Consolas"/>
+                <w:color w:val="888888"/>
+                <w:sz w:val="17"/>
+              </w:rPr>
+              <w:t xml:space="preserve">20  </w:t>
+            </w:r>
+            <w:r>
+              <w:rPr>
+                <w:rFonts w:ascii="Consolas" w:hAnsi="Consolas"/>
+                <w:sz w:val="17"/>
+              </w:rPr>
+              <w:t>ls -li notes.txt hard.txt</w:t>
+              <w:br/>
+            </w:r>
+            <w:r>
+              <w:rPr>
+                <w:rFonts w:ascii="Consolas" w:hAnsi="Consolas"/>
+                <w:color w:val="888888"/>
+                <w:sz w:val="17"/>
+              </w:rPr>
+              <w:t xml:space="preserve">21  </w:t>
+            </w:r>
+            <w:r>
+              <w:rPr>
+                <w:rFonts w:ascii="Consolas" w:hAnsi="Consolas"/>
+                <w:sz w:val="17"/>
+              </w:rPr>
+              <w:t>rm notes.txt                          # only the name goes away</w:t>
+              <w:br/>
+            </w:r>
+            <w:r>
+              <w:rPr>
+                <w:rFonts w:ascii="Consolas" w:hAnsi="Consolas"/>
+                <w:color w:val="888888"/>
+                <w:sz w:val="17"/>
+              </w:rPr>
+              <w:t xml:space="preserve">22  </w:t>
+            </w:r>
+            <w:r>
+              <w:rPr>
+                <w:rFonts w:ascii="Consolas" w:hAnsi="Consolas"/>
+                <w:sz w:val="17"/>
+              </w:rPr>
+              <w:t>cat hard.txt</w:t>
+              <w:br/>
+            </w:r>
+            <w:r>
+              <w:rPr>
+                <w:rFonts w:ascii="Consolas" w:hAnsi="Consolas"/>
+                <w:color w:val="888888"/>
+                <w:sz w:val="17"/>
+              </w:rPr>
+              <w:t xml:space="preserve">23  </w:t>
+            </w:r>
+            <w:r>
+              <w:rPr>
+                <w:rFonts w:ascii="Consolas" w:hAnsi="Consolas"/>
+                <w:sz w:val="17"/>
+              </w:rPr>
+              <w:t>ls -li hard.txt</w:t>
+              <w:br/>
+            </w:r>
+            <w:r>
+              <w:rPr>
+                <w:rFonts w:ascii="Consolas" w:hAnsi="Consolas"/>
+                <w:color w:val="888888"/>
+                <w:sz w:val="17"/>
+              </w:rPr>
+              <w:t xml:space="preserve">24  </w:t>
+            </w:r>
+            <w:r>
+              <w:rPr>
+                <w:rFonts w:ascii="Consolas" w:hAnsi="Consolas"/>
+                <w:sz w:val="17"/>
+              </w:rPr>
+              <w:t>ln -s hard.txt soft.txt               # new inode that stores a path</w:t>
+              <w:br/>
+            </w:r>
+            <w:r>
+              <w:rPr>
+                <w:rFonts w:ascii="Consolas" w:hAnsi="Consolas"/>
+                <w:color w:val="888888"/>
+                <w:sz w:val="17"/>
+              </w:rPr>
+              <w:t xml:space="preserve">25  </w:t>
+            </w:r>
+            <w:r>
+              <w:rPr>
+                <w:rFonts w:ascii="Consolas" w:hAnsi="Consolas"/>
+                <w:sz w:val="17"/>
+              </w:rPr>
+              <w:t>ls -li hard.txt soft.txt</w:t>
+              <w:br/>
+            </w:r>
+            <w:r>
+              <w:rPr>
+                <w:rFonts w:ascii="Consolas" w:hAnsi="Consolas"/>
+                <w:color w:val="888888"/>
+                <w:sz w:val="17"/>
+              </w:rPr>
+              <w:t xml:space="preserve">26  </w:t>
+            </w:r>
+            <w:r>
+              <w:rPr>
+                <w:rFonts w:ascii="Consolas" w:hAnsi="Consolas"/>
+                <w:sz w:val="17"/>
+              </w:rPr>
+              <w:t>cat soft.txt</w:t>
+              <w:br/>
+            </w:r>
+            <w:r>
+              <w:rPr>
+                <w:rFonts w:ascii="Consolas" w:hAnsi="Consolas"/>
+                <w:color w:val="888888"/>
+                <w:sz w:val="17"/>
+              </w:rPr>
+              <w:t xml:space="preserve">27  </w:t>
+            </w:r>
+            <w:r>
+              <w:rPr>
+                <w:rFonts w:ascii="Consolas" w:hAnsi="Consolas"/>
+                <w:sz w:val="17"/>
+              </w:rPr>
+              <w:t>rm hard.txt</w:t>
+              <w:br/>
+            </w:r>
+            <w:r>
+              <w:rPr>
+                <w:rFonts w:ascii="Consolas" w:hAnsi="Consolas"/>
+                <w:color w:val="888888"/>
+                <w:sz w:val="17"/>
+              </w:rPr>
+              <w:t xml:space="preserve">28  </w:t>
+            </w:r>
+            <w:r>
+              <w:rPr>
+                <w:rFonts w:ascii="Consolas" w:hAnsi="Consolas"/>
+                <w:sz w:val="17"/>
+              </w:rPr>
+              <w:t>cat soft.txt                          # now a dangling link</w:t>
+              <w:br/>
+            </w:r>
+            <w:r>
+              <w:rPr>
+                <w:rFonts w:ascii="Consolas" w:hAnsi="Consolas"/>
+                <w:color w:val="888888"/>
+                <w:sz w:val="17"/>
+              </w:rPr>
+              <w:t xml:space="preserve">29  </w:t>
+            </w:r>
+            <w:r>
+              <w:rPr>
+                <w:rFonts w:ascii="Consolas" w:hAnsi="Consolas"/>
+                <w:sz w:val="17"/>
+              </w:rPr>
+              <w:t>ls -l soft.txt</w:t>
+              <w:br/>
+            </w:r>
+            <w:r>
+              <w:rPr>
+                <w:rFonts w:ascii="Consolas" w:hAnsi="Consolas"/>
+                <w:color w:val="888888"/>
+                <w:sz w:val="17"/>
+              </w:rPr>
+              <w:t xml:space="preserve">30  </w:t>
+            </w:r>
+            <w:r>
+              <w:rPr>
+                <w:rFonts w:ascii="Consolas" w:hAnsi="Consolas"/>
+                <w:sz w:val="17"/>
+              </w:rPr>
+              <w:br/>
+            </w:r>
+            <w:r>
+              <w:rPr>
+                <w:rFonts w:ascii="Consolas" w:hAnsi="Consolas"/>
+                <w:color w:val="888888"/>
+                <w:sz w:val="17"/>
+              </w:rPr>
+              <w:t xml:space="preserve">31  </w:t>
+            </w:r>
+            <w:r>
+              <w:rPr>
+                <w:rFonts w:ascii="Consolas" w:hAnsi="Consolas"/>
+                <w:sz w:val="17"/>
+              </w:rPr>
+              <w:t>mkdir d &amp;&amp; stat -c '%n links=%h' d</w:t>
+              <w:br/>
+            </w:r>
+            <w:r>
+              <w:rPr>
+                <w:rFonts w:ascii="Consolas" w:hAnsi="Consolas"/>
+                <w:color w:val="888888"/>
+                <w:sz w:val="17"/>
+              </w:rPr>
+              <w:t xml:space="preserve">32  </w:t>
+            </w:r>
+            <w:r>
+              <w:rPr>
+                <w:rFonts w:ascii="Consolas" w:hAnsi="Consolas"/>
+                <w:sz w:val="17"/>
+              </w:rPr>
+              <w:t>mkdir d/x d/y &amp;&amp; stat -c '%n links=%h' d</w:t>
+              <w:br/>
+            </w:r>
+            <w:r>
+              <w:rPr>
+                <w:rFonts w:ascii="Consolas" w:hAnsi="Consolas"/>
+                <w:color w:val="888888"/>
+                <w:sz w:val="17"/>
+              </w:rPr>
+              <w:t xml:space="preserve">33  </w:t>
+            </w:r>
+            <w:r>
+              <w:rPr>
+                <w:rFonts w:ascii="Consolas" w:hAnsi="Consolas"/>
+                <w:sz w:val="17"/>
+              </w:rPr>
+              <w:br/>
+            </w:r>
+            <w:r>
+              <w:rPr>
+                <w:rFonts w:ascii="Consolas" w:hAnsi="Consolas"/>
+                <w:color w:val="888888"/>
+                <w:sz w:val="17"/>
+              </w:rPr>
+              <w:t xml:space="preserve">34  </w:t>
+            </w:r>
+            <w:r>
+              <w:rPr>
+                <w:rFonts w:ascii="Consolas" w:hAnsi="Consolas"/>
+                <w:sz w:val="17"/>
+              </w:rPr>
+              <w:t>echo x &gt; one.txt</w:t>
+              <w:br/>
+            </w:r>
+            <w:r>
+              <w:rPr>
+                <w:rFonts w:ascii="Consolas" w:hAnsi="Consolas"/>
+                <w:color w:val="888888"/>
+                <w:sz w:val="17"/>
+              </w:rPr>
+              <w:t xml:space="preserve">35  </w:t>
+            </w:r>
+            <w:r>
+              <w:rPr>
+                <w:rFonts w:ascii="Consolas" w:hAnsi="Consolas"/>
+                <w:sz w:val="17"/>
+              </w:rPr>
+              <w:t>stat -c '%n size=%s bytes, blocks=%b' one.txt</w:t>
+              <w:br/>
+            </w:r>
+            <w:r>
+              <w:rPr>
+                <w:rFonts w:ascii="Consolas" w:hAnsi="Consolas"/>
+                <w:color w:val="888888"/>
+                <w:sz w:val="17"/>
+              </w:rPr>
+              <w:t xml:space="preserve">36  </w:t>
+            </w:r>
+            <w:r>
+              <w:rPr>
+                <w:rFonts w:ascii="Consolas" w:hAnsi="Consolas"/>
+                <w:sz w:val="17"/>
+              </w:rPr>
+              <w:t>du -h one.txt</w:t>
+              <w:br/>
+            </w:r>
+            <w:r>
+              <w:rPr>
+                <w:rFonts w:ascii="Consolas" w:hAnsi="Consolas"/>
+                <w:color w:val="888888"/>
+                <w:sz w:val="17"/>
+              </w:rPr>
+              <w:t xml:space="preserve">37  </w:t>
+            </w:r>
+            <w:r>
+              <w:rPr>
+                <w:rFonts w:ascii="Consolas" w:hAnsi="Consolas"/>
+                <w:sz w:val="17"/>
+              </w:rPr>
+              <w:t>truncate -s 1G big.img                # sparse file</w:t>
+              <w:br/>
+            </w:r>
+            <w:r>
+              <w:rPr>
+                <w:rFonts w:ascii="Consolas" w:hAnsi="Consolas"/>
+                <w:color w:val="888888"/>
+                <w:sz w:val="17"/>
+              </w:rPr>
+              <w:t xml:space="preserve">38  </w:t>
+            </w:r>
+            <w:r>
+              <w:rPr>
+                <w:rFonts w:ascii="Consolas" w:hAnsi="Consolas"/>
+                <w:sz w:val="17"/>
+              </w:rPr>
+              <w:t>ls -lh big.img</w:t>
+              <w:br/>
+            </w:r>
+            <w:r>
+              <w:rPr>
+                <w:rFonts w:ascii="Consolas" w:hAnsi="Consolas"/>
+                <w:color w:val="888888"/>
+                <w:sz w:val="17"/>
+              </w:rPr>
+              <w:t xml:space="preserve">39  </w:t>
+            </w:r>
+            <w:r>
+              <w:rPr>
+                <w:rFonts w:ascii="Consolas" w:hAnsi="Consolas"/>
+                <w:sz w:val="17"/>
+              </w:rPr>
+              <w:t>du -h big.img</w:t>
+              <w:br/>
+            </w:r>
+            <w:r>
+              <w:rPr>
+                <w:rFonts w:ascii="Consolas" w:hAnsi="Consolas"/>
+                <w:color w:val="888888"/>
+                <w:sz w:val="17"/>
+              </w:rPr>
+              <w:t xml:space="preserve">40  </w:t>
+            </w:r>
+            <w:r>
+              <w:rPr>
+                <w:rFonts w:ascii="Consolas" w:hAnsi="Consolas"/>
+                <w:sz w:val="17"/>
+              </w:rPr>
+              <w:t>rm big.img</w:t>
+              <w:br/>
+            </w:r>
+            <w:r>
+              <w:rPr>
+                <w:rFonts w:ascii="Consolas" w:hAnsi="Consolas"/>
+                <w:color w:val="888888"/>
+                <w:sz w:val="17"/>
+              </w:rPr>
+              <w:t xml:space="preserve">41  </w:t>
+            </w:r>
+            <w:r>
+              <w:rPr>
+                <w:rFonts w:ascii="Consolas" w:hAnsi="Consolas"/>
+                <w:sz w:val="17"/>
+              </w:rPr>
+              <w:br/>
+            </w:r>
+            <w:r>
+              <w:rPr>
+                <w:rFonts w:ascii="Consolas" w:hAnsi="Consolas"/>
+                <w:color w:val="888888"/>
+                <w:sz w:val="17"/>
+              </w:rPr>
+              <w:t xml:space="preserve">42  </w:t>
+            </w:r>
+            <w:r>
+              <w:rPr>
+                <w:rFonts w:ascii="Consolas" w:hAnsi="Consolas"/>
+                <w:sz w:val="17"/>
+              </w:rPr>
+              <w:t>section "Part 3 - permissions"</w:t>
+              <w:br/>
+            </w:r>
+            <w:r>
+              <w:rPr>
+                <w:rFonts w:ascii="Consolas" w:hAnsi="Consolas"/>
+                <w:color w:val="888888"/>
+                <w:sz w:val="17"/>
+              </w:rPr>
+              <w:t xml:space="preserve">43  </w:t>
+            </w:r>
+            <w:r>
+              <w:rPr>
+                <w:rFonts w:ascii="Consolas" w:hAnsi="Consolas"/>
+                <w:sz w:val="17"/>
+              </w:rPr>
+              <w:t>echo secret &gt; s.txt</w:t>
+              <w:br/>
+            </w:r>
+            <w:r>
+              <w:rPr>
+                <w:rFonts w:ascii="Consolas" w:hAnsi="Consolas"/>
+                <w:color w:val="888888"/>
+                <w:sz w:val="17"/>
+              </w:rPr>
+              <w:t xml:space="preserve">44  </w:t>
+            </w:r>
+            <w:r>
+              <w:rPr>
+                <w:rFonts w:ascii="Consolas" w:hAnsi="Consolas"/>
+                <w:sz w:val="17"/>
+              </w:rPr>
+              <w:t>chmod 600 s.txt &amp;&amp; ls -l s.txt</w:t>
+              <w:br/>
+            </w:r>
+            <w:r>
+              <w:rPr>
+                <w:rFonts w:ascii="Consolas" w:hAnsi="Consolas"/>
+                <w:color w:val="888888"/>
+                <w:sz w:val="17"/>
+              </w:rPr>
+              <w:t xml:space="preserve">45  </w:t>
+            </w:r>
+            <w:r>
+              <w:rPr>
+                <w:rFonts w:ascii="Consolas" w:hAnsi="Consolas"/>
+                <w:sz w:val="17"/>
+              </w:rPr>
+              <w:t>chmod 000 s.txt &amp;&amp; cat s.txt</w:t>
+              <w:br/>
+            </w:r>
+            <w:r>
+              <w:rPr>
+                <w:rFonts w:ascii="Consolas" w:hAnsi="Consolas"/>
+                <w:color w:val="888888"/>
+                <w:sz w:val="17"/>
+              </w:rPr>
+              <w:t xml:space="preserve">46  </w:t>
+            </w:r>
+            <w:r>
+              <w:rPr>
+                <w:rFonts w:ascii="Consolas" w:hAnsi="Consolas"/>
+                <w:sz w:val="17"/>
+              </w:rPr>
+              <w:t>chmod u+r s.txt &amp;&amp; cat s.txt</w:t>
+              <w:br/>
+            </w:r>
+            <w:r>
+              <w:rPr>
+                <w:rFonts w:ascii="Consolas" w:hAnsi="Consolas"/>
+                <w:color w:val="888888"/>
+                <w:sz w:val="17"/>
+              </w:rPr>
+              <w:t xml:space="preserve">47  </w:t>
+            </w:r>
+            <w:r>
+              <w:rPr>
+                <w:rFonts w:ascii="Consolas" w:hAnsi="Consolas"/>
+                <w:sz w:val="17"/>
+              </w:rPr>
+              <w:t>umask</w:t>
+              <w:br/>
+            </w:r>
+            <w:r>
+              <w:rPr>
+                <w:rFonts w:ascii="Consolas" w:hAnsi="Consolas"/>
+                <w:color w:val="888888"/>
+                <w:sz w:val="17"/>
+              </w:rPr>
+              <w:t xml:space="preserve">48  </w:t>
+            </w:r>
+            <w:r>
+              <w:rPr>
+                <w:rFonts w:ascii="Consolas" w:hAnsi="Consolas"/>
+                <w:sz w:val="17"/>
+              </w:rPr>
+              <w:t>touch new.txt &amp;&amp; mkdir newdir &amp;&amp; ls -ld new.txt newdir</w:t>
+              <w:br/>
+            </w:r>
+            <w:r>
+              <w:rPr>
+                <w:rFonts w:ascii="Consolas" w:hAnsi="Consolas"/>
+                <w:color w:val="888888"/>
+                <w:sz w:val="17"/>
+              </w:rPr>
+              <w:t xml:space="preserve">49  </w:t>
+            </w:r>
+            <w:r>
+              <w:rPr>
+                <w:rFonts w:ascii="Consolas" w:hAnsi="Consolas"/>
+                <w:sz w:val="17"/>
+              </w:rPr>
+              <w:br/>
+            </w:r>
+            <w:r>
+              <w:rPr>
+                <w:rFonts w:ascii="Consolas" w:hAnsi="Consolas"/>
+                <w:color w:val="888888"/>
+                <w:sz w:val="17"/>
+              </w:rPr>
+              <w:t xml:space="preserve">50  </w:t>
+            </w:r>
+            <w:r>
+              <w:rPr>
+                <w:rFonts w:ascii="Consolas" w:hAnsi="Consolas"/>
+                <w:sz w:val="17"/>
+              </w:rPr>
+              <w:t>mkdir box &amp;&amp; echo hi &gt; box/f</w:t>
+              <w:br/>
+            </w:r>
+            <w:r>
+              <w:rPr>
+                <w:rFonts w:ascii="Consolas" w:hAnsi="Consolas"/>
+                <w:color w:val="888888"/>
+                <w:sz w:val="17"/>
+              </w:rPr>
+              <w:t xml:space="preserve">51  </w:t>
+            </w:r>
+            <w:r>
+              <w:rPr>
+                <w:rFonts w:ascii="Consolas" w:hAnsi="Consolas"/>
+                <w:sz w:val="17"/>
+              </w:rPr>
+              <w:t>chmod u=r,go= box                     # read but no search</w:t>
+              <w:br/>
+            </w:r>
+            <w:r>
+              <w:rPr>
+                <w:rFonts w:ascii="Consolas" w:hAnsi="Consolas"/>
+                <w:color w:val="888888"/>
+                <w:sz w:val="17"/>
+              </w:rPr>
+              <w:t xml:space="preserve">52  </w:t>
+            </w:r>
+            <w:r>
+              <w:rPr>
+                <w:rFonts w:ascii="Consolas" w:hAnsi="Consolas"/>
+                <w:sz w:val="17"/>
+              </w:rPr>
+              <w:t>ls box</w:t>
+              <w:br/>
+            </w:r>
+            <w:r>
+              <w:rPr>
+                <w:rFonts w:ascii="Consolas" w:hAnsi="Consolas"/>
+                <w:color w:val="888888"/>
+                <w:sz w:val="17"/>
+              </w:rPr>
+              <w:t xml:space="preserve">53  </w:t>
+            </w:r>
+            <w:r>
+              <w:rPr>
+                <w:rFonts w:ascii="Consolas" w:hAnsi="Consolas"/>
+                <w:sz w:val="17"/>
+              </w:rPr>
+              <w:t>cat box/f</w:t>
+              <w:br/>
+            </w:r>
+            <w:r>
+              <w:rPr>
+                <w:rFonts w:ascii="Consolas" w:hAnsi="Consolas"/>
+                <w:color w:val="888888"/>
+                <w:sz w:val="17"/>
+              </w:rPr>
+              <w:t xml:space="preserve">54  </w:t>
+            </w:r>
+            <w:r>
+              <w:rPr>
+                <w:rFonts w:ascii="Consolas" w:hAnsi="Consolas"/>
+                <w:sz w:val="17"/>
+              </w:rPr>
+              <w:t>chmod u=x,go= box                     # search but no read</w:t>
+              <w:br/>
+            </w:r>
+            <w:r>
+              <w:rPr>
+                <w:rFonts w:ascii="Consolas" w:hAnsi="Consolas"/>
+                <w:color w:val="888888"/>
+                <w:sz w:val="17"/>
+              </w:rPr>
+              <w:t xml:space="preserve">55  </w:t>
+            </w:r>
+            <w:r>
+              <w:rPr>
+                <w:rFonts w:ascii="Consolas" w:hAnsi="Consolas"/>
+                <w:sz w:val="17"/>
+              </w:rPr>
+              <w:t>ls box</w:t>
+              <w:br/>
+            </w:r>
+            <w:r>
+              <w:rPr>
+                <w:rFonts w:ascii="Consolas" w:hAnsi="Consolas"/>
+                <w:color w:val="888888"/>
+                <w:sz w:val="17"/>
+              </w:rPr>
+              <w:t xml:space="preserve">56  </w:t>
+            </w:r>
+            <w:r>
+              <w:rPr>
+                <w:rFonts w:ascii="Consolas" w:hAnsi="Consolas"/>
+                <w:sz w:val="17"/>
+              </w:rPr>
+              <w:t>cat box/f</w:t>
+              <w:br/>
+            </w:r>
+            <w:r>
+              <w:rPr>
+                <w:rFonts w:ascii="Consolas" w:hAnsi="Consolas"/>
+                <w:color w:val="888888"/>
+                <w:sz w:val="17"/>
+              </w:rPr>
+              <w:t xml:space="preserve">57  </w:t>
+            </w:r>
+            <w:r>
+              <w:rPr>
+                <w:rFonts w:ascii="Consolas" w:hAnsi="Consolas"/>
+                <w:sz w:val="17"/>
+              </w:rPr>
+              <w:t>chmod 755 box</w:t>
+              <w:br/>
+            </w:r>
+            <w:r>
+              <w:rPr>
+                <w:rFonts w:ascii="Consolas" w:hAnsi="Consolas"/>
+                <w:color w:val="888888"/>
+                <w:sz w:val="17"/>
+              </w:rPr>
+              <w:t xml:space="preserve">58  </w:t>
+            </w:r>
+            <w:r>
+              <w:rPr>
+                <w:rFonts w:ascii="Consolas" w:hAnsi="Consolas"/>
+                <w:sz w:val="17"/>
+              </w:rPr>
+              <w:br/>
+            </w:r>
+            <w:r>
+              <w:rPr>
+                <w:rFonts w:ascii="Consolas" w:hAnsi="Consolas"/>
+                <w:color w:val="888888"/>
+                <w:sz w:val="17"/>
+              </w:rPr>
+              <w:t xml:space="preserve">59  </w:t>
+            </w:r>
+            <w:r>
+              <w:rPr>
+                <w:rFonts w:ascii="Consolas" w:hAnsi="Consolas"/>
+                <w:sz w:val="17"/>
+              </w:rPr>
+              <w:t>ls -l /usr/bin/passwd</w:t>
+              <w:br/>
+            </w:r>
+            <w:r>
+              <w:rPr>
+                <w:rFonts w:ascii="Consolas" w:hAnsi="Consolas"/>
+                <w:color w:val="888888"/>
+                <w:sz w:val="17"/>
+              </w:rPr>
+              <w:t xml:space="preserve">60  </w:t>
+            </w:r>
+            <w:r>
+              <w:rPr>
+                <w:rFonts w:ascii="Consolas" w:hAnsi="Consolas"/>
+                <w:sz w:val="17"/>
+              </w:rPr>
+              <w:t>ls -ld /tmp</w:t>
+              <w:br/>
+            </w:r>
+            <w:r>
+              <w:rPr>
+                <w:rFonts w:ascii="Consolas" w:hAnsi="Consolas"/>
+                <w:color w:val="888888"/>
+                <w:sz w:val="17"/>
+              </w:rPr>
+              <w:t xml:space="preserve">61  </w:t>
+            </w:r>
+            <w:r>
+              <w:rPr>
+                <w:rFonts w:ascii="Consolas" w:hAnsi="Consolas"/>
+                <w:sz w:val="17"/>
+              </w:rPr>
+              <w:t>cat /etc/shadow</w:t>
+              <w:br/>
+            </w:r>
+            <w:r>
+              <w:rPr>
+                <w:rFonts w:ascii="Consolas" w:hAnsi="Consolas"/>
+                <w:color w:val="888888"/>
+                <w:sz w:val="17"/>
+              </w:rPr>
+              <w:t xml:space="preserve">62  </w:t>
+            </w:r>
+            <w:r>
+              <w:rPr>
+                <w:rFonts w:ascii="Consolas" w:hAnsi="Consolas"/>
+                <w:sz w:val="17"/>
+              </w:rPr>
+              <w:t>ls -l /etc/shadow</w:t>
+              <w:br/>
+            </w:r>
+            <w:r>
+              <w:rPr>
+                <w:rFonts w:ascii="Consolas" w:hAnsi="Consolas"/>
+                <w:color w:val="888888"/>
+                <w:sz w:val="17"/>
+              </w:rPr>
+              <w:t xml:space="preserve">63  </w:t>
+            </w:r>
+            <w:r>
+              <w:rPr>
+                <w:rFonts w:ascii="Consolas" w:hAnsi="Consolas"/>
+                <w:sz w:val="17"/>
+              </w:rPr>
+              <w:br/>
+            </w:r>
+            <w:r>
+              <w:rPr>
+                <w:rFonts w:ascii="Consolas" w:hAnsi="Consolas"/>
+                <w:color w:val="888888"/>
+                <w:sz w:val="17"/>
+              </w:rPr>
+              <w:t xml:space="preserve">64  </w:t>
+            </w:r>
+            <w:r>
+              <w:rPr>
+                <w:rFonts w:ascii="Consolas" w:hAnsi="Consolas"/>
+                <w:sz w:val="17"/>
+              </w:rPr>
+              <w:t>section "Part 4 - disks and the kernel as files"</w:t>
+              <w:br/>
+            </w:r>
+            <w:r>
+              <w:rPr>
+                <w:rFonts w:ascii="Consolas" w:hAnsi="Consolas"/>
+                <w:color w:val="888888"/>
+                <w:sz w:val="17"/>
+              </w:rPr>
+              <w:t xml:space="preserve">65  </w:t>
+            </w:r>
+            <w:r>
+              <w:rPr>
+                <w:rFonts w:ascii="Consolas" w:hAnsi="Consolas"/>
+                <w:sz w:val="17"/>
+              </w:rPr>
+              <w:t>lsblk</w:t>
+              <w:br/>
+            </w:r>
+            <w:r>
+              <w:rPr>
+                <w:rFonts w:ascii="Consolas" w:hAnsi="Consolas"/>
+                <w:color w:val="888888"/>
+                <w:sz w:val="17"/>
+              </w:rPr>
+              <w:t xml:space="preserve">66  </w:t>
+            </w:r>
+            <w:r>
+              <w:rPr>
+                <w:rFonts w:ascii="Consolas" w:hAnsi="Consolas"/>
+                <w:sz w:val="17"/>
+              </w:rPr>
+              <w:t>df -h /</w:t>
+              <w:br/>
+            </w:r>
+            <w:r>
+              <w:rPr>
+                <w:rFonts w:ascii="Consolas" w:hAnsi="Consolas"/>
+                <w:color w:val="888888"/>
+                <w:sz w:val="17"/>
+              </w:rPr>
+              <w:t xml:space="preserve">67  </w:t>
+            </w:r>
+            <w:r>
+              <w:rPr>
+                <w:rFonts w:ascii="Consolas" w:hAnsi="Consolas"/>
+                <w:sz w:val="17"/>
+              </w:rPr>
+              <w:t>findmnt -n /</w:t>
+              <w:br/>
+            </w:r>
+            <w:r>
+              <w:rPr>
+                <w:rFonts w:ascii="Consolas" w:hAnsi="Consolas"/>
+                <w:color w:val="888888"/>
+                <w:sz w:val="17"/>
+              </w:rPr>
+              <w:t xml:space="preserve">68  </w:t>
+            </w:r>
+            <w:r>
+              <w:rPr>
+                <w:rFonts w:ascii="Consolas" w:hAnsi="Consolas"/>
+                <w:sz w:val="17"/>
+              </w:rPr>
+              <w:t>grep -c '^processor' /proc/cpuinfo</w:t>
+              <w:br/>
+            </w:r>
+            <w:r>
+              <w:rPr>
+                <w:rFonts w:ascii="Consolas" w:hAnsi="Consolas"/>
+                <w:color w:val="888888"/>
+                <w:sz w:val="17"/>
+              </w:rPr>
+              <w:t xml:space="preserve">69  </w:t>
+            </w:r>
+            <w:r>
+              <w:rPr>
+                <w:rFonts w:ascii="Consolas" w:hAnsi="Consolas"/>
+                <w:sz w:val="17"/>
+              </w:rPr>
+              <w:t>head -n 3 /proc/meminfo</w:t>
+              <w:br/>
+            </w:r>
+            <w:r>
+              <w:rPr>
+                <w:rFonts w:ascii="Consolas" w:hAnsi="Consolas"/>
+                <w:color w:val="888888"/>
+                <w:sz w:val="17"/>
+              </w:rPr>
+              <w:t xml:space="preserve">70  </w:t>
+            </w:r>
+            <w:r>
+              <w:rPr>
+                <w:rFonts w:ascii="Consolas" w:hAnsi="Consolas"/>
+                <w:sz w:val="17"/>
+              </w:rPr>
+              <w:t>head -n 5 /proc/self/status</w:t>
+              <w:br/>
+            </w:r>
+            <w:r>
+              <w:rPr>
+                <w:rFonts w:ascii="Consolas" w:hAnsi="Consolas"/>
+                <w:color w:val="888888"/>
+                <w:sz w:val="17"/>
+              </w:rPr>
+              <w:t xml:space="preserve">71  </w:t>
+            </w:r>
+            <w:r>
+              <w:rPr>
+                <w:rFonts w:ascii="Consolas" w:hAnsi="Consolas"/>
+                <w:sz w:val="17"/>
+              </w:rPr>
+              <w:t>ls -l /proc/self/fd</w:t>
+            </w:r>
+          </w:p>
+        </w:tc>
+      </w:tr>
+    </w:tbl>
+    <w:p>
+      <w:pPr>
+        <w:spacing w:before="60" w:after="200"/>
+        <w:jc w:val="center"/>
+      </w:pPr>
+      <w:r>
+        <w:rPr>
+          <w:i/>
+          <w:sz w:val="21"/>
+        </w:rPr>
+        <w:t>Listing 5.1 – commands.sh – comenzile laboratorului 5</w:t>
       </w:r>
     </w:p>
     <w:p>
